--- a/app/templates/compraventa.docx
+++ b/app/templates/compraventa.docx
@@ -580,9 +580,10 @@
       <w:r>
         <w:rPr>
           <w:rFonts w:ascii="Aptos" w:hAnsi="Aptos" w:cs="Arial"/>
-          <w:b/>
-          <w:sz w:val="23"/>
-          <w:szCs w:val="23"/>
+          <w:b w:val="0"/>
+          <w:sz w:val="23"/>
+          <w:szCs w:val="23"/>
+          <w:u w:val="none"/>
           <w:lang w:val="es-ES"/>
         </w:rPr>
         <w:t>4. DERECHO QUE SE TRASMITE. (CUOTA PARTE).- La parte vendedora trasmite a la parte compradora: LA PROPIEDAD del vehículo a que se refiere la cláusula 3, a saber las {cuota_parte} avas partes.-</w:t>
@@ -591,9 +592,10 @@
       <w:r>
         <w:rPr>
           <w:rFonts w:ascii="Aptos" w:hAnsi="Aptos" w:cs="Arial"/>
-          <w:b/>
-          <w:sz w:val="23"/>
-          <w:szCs w:val="23"/>
+          <w:b w:val="0"/>
+          <w:sz w:val="23"/>
+          <w:szCs w:val="23"/>
+          <w:u w:val="none"/>
           <w:lang w:val="es-ES"/>
         </w:rPr>
       </w:r>
@@ -601,52 +603,63 @@
       <w:r>
         <w:rPr>
           <w:rFonts w:ascii="Aptos" w:hAnsi="Aptos" w:cs="Arial"/>
-          <w:sz w:val="23"/>
-          <w:szCs w:val="23"/>
+          <w:b w:val="0"/>
+          <w:sz w:val="23"/>
+          <w:szCs w:val="23"/>
+          <w:u w:val="none"/>
           <w:lang w:val="es-ES"/>
         </w:rPr>
       </w:r>
       <w:r>
         <w:rPr>
           <w:rFonts w:ascii="Aptos" w:hAnsi="Aptos" w:cs="Arial"/>
-          <w:bCs/>
-          <w:sz w:val="23"/>
-          <w:szCs w:val="23"/>
+          <w:b w:val="0"/>
+          <w:bCs/>
+          <w:sz w:val="23"/>
+          <w:szCs w:val="23"/>
+          <w:u w:val="none"/>
           <w:lang w:val="es-ES"/>
         </w:rPr>
       </w:r>
       <w:r>
         <w:rPr>
           <w:rFonts w:ascii="Aptos" w:hAnsi="Aptos" w:cs="Arial"/>
-          <w:b/>
-          <w:sz w:val="23"/>
-          <w:szCs w:val="23"/>
+          <w:b w:val="0"/>
+          <w:sz w:val="23"/>
+          <w:szCs w:val="23"/>
+          <w:u w:val="none"/>
           <w:lang w:val="es-ES"/>
         </w:rPr>
       </w:r>
       <w:r>
         <w:rPr>
           <w:rFonts w:ascii="Aptos" w:hAnsi="Aptos" w:cs="Arial"/>
-          <w:bCs/>
-          <w:sz w:val="23"/>
-          <w:szCs w:val="23"/>
+          <w:b w:val="0"/>
+          <w:bCs/>
+          <w:sz w:val="23"/>
+          <w:szCs w:val="23"/>
+          <w:u w:val="none"/>
           <w:lang w:val="es-ES"/>
         </w:rPr>
       </w:r>
       <w:r>
         <w:rPr>
           <w:rFonts w:ascii="Aptos" w:hAnsi="Aptos" w:cs="Arial"/>
-          <w:sz w:val="23"/>
-          <w:szCs w:val="23"/>
+          <w:b w:val="0"/>
+          <w:sz w:val="23"/>
+          <w:szCs w:val="23"/>
+          <w:u w:val="none"/>
           <w:lang w:val="es-ES"/>
         </w:rPr>
       </w:r>
       <w:r>
         <w:rPr>
           <w:rFonts w:ascii="Aptos" w:hAnsi="Aptos" w:cs="Arial"/>
-          <w:bCs/>
-          <w:sz w:val="23"/>
-          <w:szCs w:val="23"/>
+          <w:b w:val="0"/>
+          <w:bCs/>
+          <w:sz w:val="23"/>
+          <w:szCs w:val="23"/>
+          <w:u w:val="none"/>
           <w:lang w:val="es-ES"/>
         </w:rPr>
       </w:r>
@@ -654,9 +667,11 @@
       <w:r>
         <w:rPr>
           <w:rFonts w:ascii="Aptos" w:hAnsi="Aptos" w:cs="Arial"/>
-          <w:bCs/>
-          <w:sz w:val="23"/>
-          <w:szCs w:val="23"/>
+          <w:b w:val="0"/>
+          <w:bCs/>
+          <w:sz w:val="23"/>
+          <w:szCs w:val="23"/>
+          <w:u w:val="none"/>
           <w:lang w:val="es-ES"/>
         </w:rPr>
       </w:r>
@@ -664,9 +679,11 @@
       <w:r>
         <w:rPr>
           <w:rFonts w:ascii="Aptos" w:hAnsi="Aptos" w:cs="Arial"/>
-          <w:bCs/>
-          <w:sz w:val="23"/>
-          <w:szCs w:val="23"/>
+          <w:b w:val="0"/>
+          <w:bCs/>
+          <w:sz w:val="23"/>
+          <w:szCs w:val="23"/>
+          <w:u w:val="none"/>
           <w:lang w:val="es-ES"/>
         </w:rPr>
       </w:r>
@@ -795,9 +812,10 @@
       <w:r>
         <w:rPr>
           <w:rFonts w:ascii="Aptos" w:eastAsia="Times New Roman" w:hAnsi="Aptos" w:cs="Arial"/>
-          <w:b/>
-          <w:sz w:val="23"/>
-          <w:szCs w:val="23"/>
+          <w:b w:val="0"/>
+          <w:sz w:val="23"/>
+          <w:szCs w:val="23"/>
+          <w:u w:val="none"/>
           <w:lang w:eastAsia="es-ES"/>
         </w:rPr>
         <w:t>{tradicion_texto}</w:t>
@@ -805,9 +823,11 @@
       <w:r>
         <w:rPr>
           <w:rFonts w:ascii="Aptos" w:eastAsia="Times New Roman" w:hAnsi="Aptos" w:cs="Arial"/>
-          <w:bCs/>
-          <w:sz w:val="23"/>
-          <w:szCs w:val="23"/>
+          <w:b w:val="0"/>
+          <w:bCs/>
+          <w:sz w:val="23"/>
+          <w:szCs w:val="23"/>
+          <w:u w:val="none"/>
           <w:lang w:eastAsia="es-ES"/>
         </w:rPr>
       </w:r>
@@ -973,9 +993,10 @@
       <w:r>
         <w:rPr>
           <w:rFonts w:ascii="Aptos" w:eastAsia="Times New Roman" w:hAnsi="Aptos" w:cs="Arial"/>
-          <w:b/>
-          <w:sz w:val="23"/>
-          <w:szCs w:val="23"/>
+          <w:b w:val="0"/>
+          <w:sz w:val="23"/>
+          <w:szCs w:val="23"/>
+          <w:u w:val="none"/>
           <w:lang w:eastAsia="es-ES"/>
         </w:rPr>
         <w:t>{declaracion_texto}</w:t>
@@ -983,9 +1004,11 @@
       <w:r>
         <w:rPr>
           <w:rFonts w:ascii="Aptos" w:eastAsia="Times New Roman" w:hAnsi="Aptos" w:cs="Arial"/>
-          <w:bCs/>
-          <w:sz w:val="23"/>
-          <w:szCs w:val="23"/>
+          <w:b w:val="0"/>
+          <w:bCs/>
+          <w:sz w:val="23"/>
+          <w:szCs w:val="23"/>
+          <w:u w:val="none"/>
           <w:lang w:eastAsia="es-ES"/>
         </w:rPr>
       </w:r>
@@ -993,9 +1016,11 @@
       <w:r>
         <w:rPr>
           <w:rFonts w:ascii="Aptos" w:eastAsia="Times New Roman" w:hAnsi="Aptos" w:cs="Arial"/>
-          <w:bCs/>
-          <w:sz w:val="23"/>
-          <w:szCs w:val="23"/>
+          <w:b w:val="0"/>
+          <w:bCs/>
+          <w:sz w:val="23"/>
+          <w:szCs w:val="23"/>
+          <w:u w:val="none"/>
           <w:lang w:eastAsia="es-ES"/>
         </w:rPr>
       </w:r>
@@ -1003,9 +1028,11 @@
       <w:r>
         <w:rPr>
           <w:rFonts w:ascii="Aptos" w:eastAsia="Times New Roman" w:hAnsi="Aptos" w:cs="Arial"/>
-          <w:bCs/>
-          <w:sz w:val="23"/>
-          <w:szCs w:val="23"/>
+          <w:b w:val="0"/>
+          <w:bCs/>
+          <w:sz w:val="23"/>
+          <w:szCs w:val="23"/>
+          <w:u w:val="none"/>
           <w:lang w:eastAsia="es-ES"/>
         </w:rPr>
       </w:r>
@@ -1074,9 +1101,10 @@
       <w:r>
         <w:rPr>
           <w:rFonts w:ascii="Aptos" w:eastAsia="Times New Roman" w:hAnsi="Aptos" w:cs="Arial"/>
-          <w:b/>
-          <w:sz w:val="23"/>
-          <w:szCs w:val="23"/>
+          <w:b w:val="0"/>
+          <w:sz w:val="23"/>
+          <w:szCs w:val="23"/>
+          <w:u w:val="none"/>
           <w:lang w:eastAsia="es-ES"/>
         </w:rPr>
         <w:t>{solicitud_intervencion_texto}</w:t>
@@ -1084,72 +1112,82 @@
       <w:r>
         <w:rPr>
           <w:rFonts w:ascii="Aptos" w:eastAsia="Times New Roman" w:hAnsi="Aptos" w:cs="Arial"/>
-          <w:bCs/>
-          <w:sz w:val="23"/>
-          <w:szCs w:val="23"/>
+          <w:b w:val="0"/>
+          <w:bCs/>
+          <w:sz w:val="23"/>
+          <w:szCs w:val="23"/>
+          <w:u w:val="none"/>
           <w:lang w:eastAsia="es-ES"/>
         </w:rPr>
       </w:r>
       <w:r>
         <w:rPr>
           <w:rFonts w:ascii="Aptos" w:eastAsia="Times New Roman" w:hAnsi="Aptos" w:cs="Arial"/>
-          <w:bCs/>
-          <w:sz w:val="23"/>
-          <w:szCs w:val="23"/>
+          <w:b w:val="0"/>
+          <w:bCs/>
+          <w:sz w:val="23"/>
+          <w:szCs w:val="23"/>
+          <w:u w:val="none"/>
           <w:lang w:eastAsia="es-ES"/>
         </w:rPr>
       </w:r>
       <w:r>
         <w:rPr>
           <w:rFonts w:ascii="Aptos" w:eastAsia="Times New Roman" w:hAnsi="Aptos" w:cs="Arial"/>
-          <w:b/>
-          <w:sz w:val="23"/>
-          <w:szCs w:val="23"/>
+          <w:b w:val="0"/>
+          <w:sz w:val="23"/>
+          <w:szCs w:val="23"/>
+          <w:u w:val="none"/>
           <w:lang w:eastAsia="es-ES"/>
         </w:rPr>
       </w:r>
       <w:r>
         <w:rPr>
           <w:rFonts w:ascii="Aptos" w:hAnsi="Aptos" w:cs="Arial"/>
-          <w:b/>
-          <w:sz w:val="23"/>
-          <w:szCs w:val="23"/>
+          <w:b w:val="0"/>
+          <w:sz w:val="23"/>
+          <w:szCs w:val="23"/>
+          <w:u w:val="none"/>
           <w:lang w:val="es-ES_tradnl"/>
         </w:rPr>
       </w:r>
       <w:r>
         <w:rPr>
           <w:rFonts w:ascii="Aptos" w:hAnsi="Aptos" w:cs="Arial"/>
-          <w:b/>
-          <w:sz w:val="23"/>
-          <w:szCs w:val="23"/>
+          <w:b w:val="0"/>
+          <w:sz w:val="23"/>
+          <w:szCs w:val="23"/>
+          <w:u w:val="none"/>
           <w:lang w:val="es-ES_tradnl"/>
         </w:rPr>
       </w:r>
       <w:r>
         <w:rPr>
           <w:rFonts w:ascii="Aptos" w:hAnsi="Aptos"/>
-          <w:b/>
-          <w:sz w:val="25"/>
-          <w:szCs w:val="25"/>
-          <w:lang w:val="es-ES_tradnl" w:eastAsia="es-ES_tradnl"/>
-        </w:rPr>
-      </w:r>
-      <w:r>
-        <w:rPr>
-          <w:rFonts w:ascii="Aptos" w:hAnsi="Aptos" w:cs="Arial"/>
-          <w:b/>
-          <w:sz w:val="23"/>
-          <w:szCs w:val="23"/>
+          <w:b w:val="0"/>
+          <w:sz w:val="25"/>
+          <w:szCs w:val="25"/>
+          <w:u w:val="none"/>
+          <w:lang w:val="es-ES_tradnl" w:eastAsia="es-ES_tradnl"/>
+        </w:rPr>
+      </w:r>
+      <w:r>
+        <w:rPr>
+          <w:rFonts w:ascii="Aptos" w:hAnsi="Aptos" w:cs="Arial"/>
+          <w:b w:val="0"/>
+          <w:sz w:val="23"/>
+          <w:szCs w:val="23"/>
+          <w:u w:val="none"/>
           <w:lang w:val="es-UY"/>
         </w:rPr>
       </w:r>
       <w:r>
         <w:rPr>
           <w:rFonts w:ascii="Aptos" w:hAnsi="Aptos" w:cs="Arial"/>
-          <w:b/>
-          <w:sz w:val="23"/>
-          <w:szCs w:val="23"/>
+          <w:b w:val="0"/>
+          <w:sz w:val="23"/>
+          <w:szCs w:val="23"/>
+          <w:u w:val="none"/>
           <w:lang w:val="es-UY"/>
         </w:rPr>
       </w:r>
@@ -1170,11 +1208,11 @@
       <w:r>
         <w:rPr>
           <w:rFonts w:ascii="Aptos" w:hAnsi="Aptos"/>
-          <w:b/>
-          <w:bCs/>
-          <w:sz w:val="25"/>
-          <w:szCs w:val="25"/>
-          <w:u w:val="single"/>
+          <w:b w:val="0"/>
+          <w:bCs/>
+          <w:sz w:val="25"/>
+          <w:szCs w:val="25"/>
+          <w:u w:val="none"/>
           <w:lang w:val="es-ES_tradnl" w:eastAsia="es-ES_tradnl"/>
         </w:rPr>
         <w:t>{certifico_que}</w:t>
@@ -1182,25 +1220,30 @@
       <w:r>
         <w:rPr>
           <w:rFonts w:ascii="Aptos" w:hAnsi="Aptos"/>
-          <w:sz w:val="25"/>
-          <w:szCs w:val="25"/>
-          <w:u w:val="single"/>
-          <w:lang w:val="es-ES_tradnl" w:eastAsia="es-ES_tradnl"/>
-        </w:rPr>
-      </w:r>
-      <w:r>
-        <w:rPr>
-          <w:rFonts w:ascii="Aptos" w:hAnsi="Aptos"/>
-          <w:sz w:val="25"/>
-          <w:szCs w:val="25"/>
-          <w:lang w:val="es-ES_tradnl" w:eastAsia="es-ES_tradnl"/>
-        </w:rPr>
-      </w:r>
-      <w:r>
-        <w:rPr>
-          <w:rFonts w:ascii="Aptos" w:hAnsi="Aptos"/>
-          <w:sz w:val="25"/>
-          <w:szCs w:val="25"/>
+          <w:b w:val="0"/>
+          <w:sz w:val="25"/>
+          <w:szCs w:val="25"/>
+          <w:u w:val="none"/>
+          <w:lang w:val="es-ES_tradnl" w:eastAsia="es-ES_tradnl"/>
+        </w:rPr>
+      </w:r>
+      <w:r>
+        <w:rPr>
+          <w:rFonts w:ascii="Aptos" w:hAnsi="Aptos"/>
+          <w:b w:val="0"/>
+          <w:sz w:val="25"/>
+          <w:szCs w:val="25"/>
+          <w:u w:val="none"/>
+          <w:lang w:val="es-ES_tradnl" w:eastAsia="es-ES_tradnl"/>
+        </w:rPr>
+      </w:r>
+      <w:r>
+        <w:rPr>
+          <w:rFonts w:ascii="Aptos" w:hAnsi="Aptos"/>
+          <w:b w:val="0"/>
+          <w:sz w:val="25"/>
+          <w:szCs w:val="25"/>
+          <w:u w:val="none"/>
           <w:lang w:val="es-ES_tradnl" w:eastAsia="es-ES_tradnl"/>
         </w:rPr>
       </w:r>
@@ -1208,89 +1251,105 @@
       <w:r>
         <w:rPr>
           <w:rFonts w:ascii="Aptos" w:hAnsi="Aptos" w:cs="Arial"/>
-          <w:b/>
-          <w:bCs/>
-          <w:sz w:val="25"/>
-          <w:szCs w:val="25"/>
+          <w:b w:val="0"/>
+          <w:bCs/>
+          <w:sz w:val="25"/>
+          <w:szCs w:val="25"/>
+          <w:u w:val="none"/>
           <w:lang w:val="es-ES_tradnl"/>
         </w:rPr>
       </w:r>
       <w:r>
         <w:rPr>
           <w:rFonts w:ascii="Aptos" w:hAnsi="Aptos" w:cs="Arial"/>
-          <w:b/>
-          <w:bCs/>
-          <w:sz w:val="25"/>
-          <w:szCs w:val="25"/>
+          <w:b w:val="0"/>
+          <w:bCs/>
+          <w:sz w:val="25"/>
+          <w:szCs w:val="25"/>
+          <w:u w:val="none"/>
           <w:lang w:val="es-ES_tradnl"/>
         </w:rPr>
       </w:r>
       <w:r>
         <w:rPr>
           <w:rFonts w:ascii="Aptos" w:hAnsi="Aptos" w:cs="Arial"/>
-          <w:b/>
-          <w:bCs/>
-          <w:sz w:val="25"/>
-          <w:szCs w:val="25"/>
+          <w:b w:val="0"/>
+          <w:bCs/>
+          <w:sz w:val="25"/>
+          <w:szCs w:val="25"/>
+          <w:u w:val="none"/>
           <w:lang w:val="es-UY"/>
         </w:rPr>
       </w:r>
       <w:r>
         <w:rPr>
           <w:rFonts w:ascii="Aptos" w:hAnsi="Aptos" w:cs="Arial"/>
-          <w:b/>
-          <w:bCs/>
-          <w:sz w:val="25"/>
-          <w:szCs w:val="25"/>
+          <w:b w:val="0"/>
+          <w:bCs/>
+          <w:sz w:val="25"/>
+          <w:szCs w:val="25"/>
+          <w:u w:val="none"/>
           <w:lang w:val="es-ES_tradnl"/>
         </w:rPr>
       </w:r>
       <w:r>
         <w:rPr>
           <w:rFonts w:ascii="Aptos" w:hAnsi="Aptos" w:cs="Arial"/>
-          <w:sz w:val="25"/>
-          <w:szCs w:val="25"/>
+          <w:b w:val="0"/>
+          <w:sz w:val="25"/>
+          <w:szCs w:val="25"/>
+          <w:u w:val="none"/>
           <w:lang w:val="es-ES_tradnl"/>
         </w:rPr>
       </w:r>
       <w:r>
         <w:rPr>
           <w:rFonts w:ascii="Aptos" w:hAnsi="Aptos" w:cs="Arial"/>
-          <w:sz w:val="25"/>
-          <w:szCs w:val="25"/>
+          <w:b w:val="0"/>
+          <w:sz w:val="25"/>
+          <w:szCs w:val="25"/>
+          <w:u w:val="none"/>
           <w:lang w:val="es-ES_tradnl"/>
         </w:rPr>
       </w:r>
       <w:r>
         <w:rPr>
           <w:rFonts w:ascii="Aptos" w:hAnsi="Aptos" w:cs="Arial"/>
-          <w:sz w:val="25"/>
-          <w:szCs w:val="25"/>
+          <w:b w:val="0"/>
+          <w:sz w:val="25"/>
+          <w:szCs w:val="25"/>
+          <w:u w:val="none"/>
           <w:lang w:val="es-ES_tradnl"/>
         </w:rPr>
       </w:r>
       <w:r>
         <w:rPr>
           <w:rFonts w:ascii="Aptos" w:hAnsi="Aptos" w:cs="Arial"/>
-          <w:sz w:val="25"/>
-          <w:szCs w:val="25"/>
+          <w:b w:val="0"/>
+          <w:sz w:val="25"/>
+          <w:szCs w:val="25"/>
+          <w:u w:val="none"/>
           <w:lang w:val="es-ES_tradnl"/>
         </w:rPr>
       </w:r>
       <w:r>
         <w:rPr>
           <w:rFonts w:ascii="Aptos" w:hAnsi="Aptos" w:cs="Arial"/>
-          <w:bCs/>
-          <w:sz w:val="25"/>
-          <w:szCs w:val="25"/>
+          <w:b w:val="0"/>
+          <w:bCs/>
+          <w:sz w:val="25"/>
+          <w:szCs w:val="25"/>
+          <w:u w:val="none"/>
           <w:lang w:val="es-UY"/>
         </w:rPr>
       </w:r>
       <w:r>
         <w:rPr>
           <w:rFonts w:ascii="Aptos" w:hAnsi="Aptos" w:cs="Arial"/>
-          <w:sz w:val="25"/>
-          <w:szCs w:val="25"/>
+          <w:b w:val="0"/>
+          <w:sz w:val="25"/>
+          <w:szCs w:val="25"/>
+          <w:u w:val="none"/>
           <w:lang w:val="es-ES_tradnl"/>
         </w:rPr>
       </w:r>
@@ -1298,41 +1357,51 @@
       <w:r>
         <w:rPr>
           <w:rFonts w:ascii="Aptos" w:hAnsi="Aptos"/>
-          <w:sz w:val="25"/>
-          <w:szCs w:val="25"/>
+          <w:b w:val="0"/>
+          <w:sz w:val="25"/>
+          <w:szCs w:val="25"/>
+          <w:u w:val="none"/>
           <w:lang w:eastAsia="es-ES_tradnl"/>
         </w:rPr>
       </w:r>
       <w:r>
         <w:rPr>
           <w:rFonts w:ascii="Aptos" w:hAnsi="Aptos"/>
-          <w:sz w:val="25"/>
-          <w:szCs w:val="25"/>
-          <w:lang w:val="es-ES_tradnl" w:eastAsia="es-ES_tradnl"/>
-        </w:rPr>
-      </w:r>
-      <w:r>
-        <w:rPr>
-          <w:rFonts w:ascii="Aptos" w:hAnsi="Aptos"/>
-          <w:sz w:val="25"/>
-          <w:szCs w:val="25"/>
-          <w:lang w:val="es-ES_tradnl" w:eastAsia="es-ES_tradnl"/>
-        </w:rPr>
-      </w:r>
-      <w:r>
-        <w:rPr>
-          <w:rFonts w:ascii="Aptos" w:hAnsi="Aptos"/>
-          <w:sz w:val="25"/>
-          <w:szCs w:val="25"/>
-          <w:lang w:val="es-ES_tradnl" w:eastAsia="es-ES_tradnl"/>
-        </w:rPr>
-      </w:r>
-      <w:r>
-        <w:rPr>
-          <w:rFonts w:ascii="Aptos" w:hAnsi="Aptos"/>
-          <w:bCs/>
-          <w:sz w:val="25"/>
-          <w:szCs w:val="25"/>
+          <w:b w:val="0"/>
+          <w:sz w:val="25"/>
+          <w:szCs w:val="25"/>
+          <w:u w:val="none"/>
+          <w:lang w:val="es-ES_tradnl" w:eastAsia="es-ES_tradnl"/>
+        </w:rPr>
+      </w:r>
+      <w:r>
+        <w:rPr>
+          <w:rFonts w:ascii="Aptos" w:hAnsi="Aptos"/>
+          <w:b w:val="0"/>
+          <w:sz w:val="25"/>
+          <w:szCs w:val="25"/>
+          <w:u w:val="none"/>
+          <w:lang w:val="es-ES_tradnl" w:eastAsia="es-ES_tradnl"/>
+        </w:rPr>
+      </w:r>
+      <w:r>
+        <w:rPr>
+          <w:rFonts w:ascii="Aptos" w:hAnsi="Aptos"/>
+          <w:b w:val="0"/>
+          <w:sz w:val="25"/>
+          <w:szCs w:val="25"/>
+          <w:u w:val="none"/>
+          <w:lang w:val="es-ES_tradnl" w:eastAsia="es-ES_tradnl"/>
+        </w:rPr>
+      </w:r>
+      <w:r>
+        <w:rPr>
+          <w:rFonts w:ascii="Aptos" w:hAnsi="Aptos"/>
+          <w:b w:val="0"/>
+          <w:bCs/>
+          <w:sz w:val="25"/>
+          <w:szCs w:val="25"/>
+          <w:u w:val="none"/>
           <w:lang w:eastAsia="es-ES_tradnl"/>
         </w:rPr>
       </w:r>
@@ -1340,9 +1409,11 @@
       <w:r>
         <w:rPr>
           <w:rFonts w:ascii="Aptos" w:hAnsi="Aptos"/>
-          <w:bCs/>
-          <w:sz w:val="25"/>
-          <w:szCs w:val="25"/>
+          <w:b w:val="0"/>
+          <w:bCs/>
+          <w:sz w:val="25"/>
+          <w:szCs w:val="25"/>
+          <w:u w:val="none"/>
           <w:lang w:eastAsia="es-ES_tradnl"/>
         </w:rPr>
       </w:r>
@@ -1350,178 +1421,224 @@
       <w:r>
         <w:rPr>
           <w:rFonts w:ascii="Aptos" w:hAnsi="Aptos"/>
-          <w:bCs/>
-          <w:sz w:val="25"/>
-          <w:szCs w:val="25"/>
+          <w:b w:val="0"/>
+          <w:bCs/>
+          <w:sz w:val="25"/>
+          <w:szCs w:val="25"/>
+          <w:u w:val="none"/>
           <w:lang w:eastAsia="es-ES_tradnl"/>
         </w:rPr>
       </w:r>
       <w:r>
         <w:rPr>
           <w:rFonts w:ascii="Aptos" w:hAnsi="Aptos"/>
-          <w:sz w:val="25"/>
-          <w:szCs w:val="25"/>
-          <w:lang w:val="es-ES_tradnl" w:eastAsia="es-ES_tradnl"/>
-        </w:rPr>
-      </w:r>
-      <w:r>
-        <w:rPr>
-          <w:rFonts w:ascii="Aptos" w:hAnsi="Aptos" w:cs="Arial"/>
-          <w:sz w:val="25"/>
-          <w:szCs w:val="25"/>
-        </w:rPr>
-      </w:r>
-      <w:r>
-        <w:rPr>
-          <w:rFonts w:ascii="Aptos" w:hAnsi="Aptos" w:cs="Arial"/>
-          <w:sz w:val="25"/>
-          <w:szCs w:val="25"/>
-        </w:rPr>
-      </w:r>
-      <w:r>
-        <w:rPr>
-          <w:rFonts w:ascii="Aptos" w:hAnsi="Aptos" w:cs="Arial"/>
-          <w:sz w:val="25"/>
-          <w:szCs w:val="25"/>
-        </w:rPr>
-      </w:r>
-      <w:r>
-        <w:rPr>
-          <w:rFonts w:ascii="Aptos" w:hAnsi="Aptos" w:cs="Arial"/>
-          <w:sz w:val="25"/>
-          <w:szCs w:val="25"/>
-        </w:rPr>
-      </w:r>
-      <w:r>
-        <w:rPr>
-          <w:rFonts w:ascii="Aptos" w:hAnsi="Aptos" w:cs="Arial"/>
-          <w:sz w:val="25"/>
-          <w:szCs w:val="25"/>
-        </w:rPr>
-      </w:r>
-      <w:r>
-        <w:rPr>
-          <w:rFonts w:ascii="Aptos" w:hAnsi="Aptos" w:cs="Arial"/>
-          <w:sz w:val="25"/>
-          <w:szCs w:val="25"/>
-        </w:rPr>
-      </w:r>
-      <w:r>
-        <w:rPr>
-          <w:rFonts w:ascii="Aptos" w:hAnsi="Aptos" w:cs="Arial"/>
-          <w:sz w:val="25"/>
-          <w:szCs w:val="25"/>
-        </w:rPr>
-      </w:r>
-      <w:r>
-        <w:rPr>
-          <w:rFonts w:ascii="Aptos" w:hAnsi="Aptos" w:cs="Arial"/>
-          <w:sz w:val="25"/>
-          <w:szCs w:val="25"/>
-        </w:rPr>
-      </w:r>
-      <w:r>
-        <w:rPr>
-          <w:rFonts w:ascii="Aptos" w:hAnsi="Aptos" w:cs="Arial"/>
-          <w:sz w:val="25"/>
-          <w:szCs w:val="25"/>
-        </w:rPr>
-      </w:r>
-      <w:r>
-        <w:rPr>
-          <w:rFonts w:ascii="Aptos" w:hAnsi="Aptos" w:cs="Arial"/>
-          <w:sz w:val="25"/>
-          <w:szCs w:val="25"/>
-        </w:rPr>
-      </w:r>
-      <w:r>
-        <w:rPr>
-          <w:rFonts w:ascii="Aptos" w:hAnsi="Aptos" w:cs="Arial"/>
-          <w:sz w:val="25"/>
-          <w:szCs w:val="25"/>
-        </w:rPr>
-      </w:r>
-      <w:r>
-        <w:rPr>
-          <w:rFonts w:ascii="Aptos" w:hAnsi="Aptos" w:cs="Arial"/>
-          <w:sz w:val="25"/>
-          <w:szCs w:val="25"/>
-        </w:rPr>
-      </w:r>
-      <w:r>
-        <w:rPr>
-          <w:rFonts w:ascii="Aptos" w:hAnsi="Aptos"/>
-          <w:sz w:val="25"/>
-          <w:szCs w:val="25"/>
-          <w:lang w:val="es-ES_tradnl" w:eastAsia="es-ES_tradnl"/>
-        </w:rPr>
-      </w:r>
-      <w:r>
-        <w:rPr>
-          <w:rFonts w:ascii="Aptos" w:hAnsi="Aptos"/>
-          <w:bCs/>
-          <w:sz w:val="25"/>
-          <w:szCs w:val="25"/>
+          <w:b w:val="0"/>
+          <w:sz w:val="25"/>
+          <w:szCs w:val="25"/>
+          <w:u w:val="none"/>
+          <w:lang w:val="es-ES_tradnl" w:eastAsia="es-ES_tradnl"/>
+        </w:rPr>
+      </w:r>
+      <w:r>
+        <w:rPr>
+          <w:rFonts w:ascii="Aptos" w:hAnsi="Aptos" w:cs="Arial"/>
+          <w:b w:val="0"/>
+          <w:sz w:val="25"/>
+          <w:szCs w:val="25"/>
+          <w:u w:val="none"/>
+        </w:rPr>
+      </w:r>
+      <w:r>
+        <w:rPr>
+          <w:rFonts w:ascii="Aptos" w:hAnsi="Aptos" w:cs="Arial"/>
+          <w:b w:val="0"/>
+          <w:sz w:val="25"/>
+          <w:szCs w:val="25"/>
+          <w:u w:val="none"/>
+        </w:rPr>
+      </w:r>
+      <w:r>
+        <w:rPr>
+          <w:rFonts w:ascii="Aptos" w:hAnsi="Aptos" w:cs="Arial"/>
+          <w:b w:val="0"/>
+          <w:sz w:val="25"/>
+          <w:szCs w:val="25"/>
+          <w:u w:val="none"/>
+        </w:rPr>
+      </w:r>
+      <w:r>
+        <w:rPr>
+          <w:rFonts w:ascii="Aptos" w:hAnsi="Aptos" w:cs="Arial"/>
+          <w:b w:val="0"/>
+          <w:sz w:val="25"/>
+          <w:szCs w:val="25"/>
+          <w:u w:val="none"/>
+        </w:rPr>
+      </w:r>
+      <w:r>
+        <w:rPr>
+          <w:rFonts w:ascii="Aptos" w:hAnsi="Aptos" w:cs="Arial"/>
+          <w:b w:val="0"/>
+          <w:sz w:val="25"/>
+          <w:szCs w:val="25"/>
+          <w:u w:val="none"/>
+        </w:rPr>
+      </w:r>
+      <w:r>
+        <w:rPr>
+          <w:rFonts w:ascii="Aptos" w:hAnsi="Aptos" w:cs="Arial"/>
+          <w:b w:val="0"/>
+          <w:sz w:val="25"/>
+          <w:szCs w:val="25"/>
+          <w:u w:val="none"/>
+        </w:rPr>
+      </w:r>
+      <w:r>
+        <w:rPr>
+          <w:rFonts w:ascii="Aptos" w:hAnsi="Aptos" w:cs="Arial"/>
+          <w:b w:val="0"/>
+          <w:sz w:val="25"/>
+          <w:szCs w:val="25"/>
+          <w:u w:val="none"/>
+        </w:rPr>
+      </w:r>
+      <w:r>
+        <w:rPr>
+          <w:rFonts w:ascii="Aptos" w:hAnsi="Aptos" w:cs="Arial"/>
+          <w:b w:val="0"/>
+          <w:sz w:val="25"/>
+          <w:szCs w:val="25"/>
+          <w:u w:val="none"/>
+        </w:rPr>
+      </w:r>
+      <w:r>
+        <w:rPr>
+          <w:rFonts w:ascii="Aptos" w:hAnsi="Aptos" w:cs="Arial"/>
+          <w:b w:val="0"/>
+          <w:sz w:val="25"/>
+          <w:szCs w:val="25"/>
+          <w:u w:val="none"/>
+        </w:rPr>
+      </w:r>
+      <w:r>
+        <w:rPr>
+          <w:rFonts w:ascii="Aptos" w:hAnsi="Aptos" w:cs="Arial"/>
+          <w:b w:val="0"/>
+          <w:sz w:val="25"/>
+          <w:szCs w:val="25"/>
+          <w:u w:val="none"/>
+        </w:rPr>
+      </w:r>
+      <w:r>
+        <w:rPr>
+          <w:rFonts w:ascii="Aptos" w:hAnsi="Aptos" w:cs="Arial"/>
+          <w:b w:val="0"/>
+          <w:sz w:val="25"/>
+          <w:szCs w:val="25"/>
+          <w:u w:val="none"/>
+        </w:rPr>
+      </w:r>
+      <w:r>
+        <w:rPr>
+          <w:rFonts w:ascii="Aptos" w:hAnsi="Aptos" w:cs="Arial"/>
+          <w:b w:val="0"/>
+          <w:sz w:val="25"/>
+          <w:szCs w:val="25"/>
+          <w:u w:val="none"/>
+        </w:rPr>
+      </w:r>
+      <w:r>
+        <w:rPr>
+          <w:rFonts w:ascii="Aptos" w:hAnsi="Aptos"/>
+          <w:b w:val="0"/>
+          <w:sz w:val="25"/>
+          <w:szCs w:val="25"/>
+          <w:u w:val="none"/>
+          <w:lang w:val="es-ES_tradnl" w:eastAsia="es-ES_tradnl"/>
+        </w:rPr>
+      </w:r>
+      <w:r>
+        <w:rPr>
+          <w:rFonts w:ascii="Aptos" w:hAnsi="Aptos"/>
+          <w:b w:val="0"/>
+          <w:bCs/>
+          <w:sz w:val="25"/>
+          <w:szCs w:val="25"/>
+          <w:u w:val="none"/>
           <w:lang w:val="es-UY" w:eastAsia="es-ES_tradnl"/>
         </w:rPr>
       </w:r>
       <w:r>
         <w:rPr>
           <w:rFonts w:ascii="Aptos" w:hAnsi="Aptos"/>
-          <w:bCs/>
-          <w:sz w:val="25"/>
-          <w:szCs w:val="25"/>
+          <w:b w:val="0"/>
+          <w:bCs/>
+          <w:sz w:val="25"/>
+          <w:szCs w:val="25"/>
+          <w:u w:val="none"/>
           <w:lang w:val="es-UY" w:eastAsia="es-ES_tradnl"/>
         </w:rPr>
       </w:r>
       <w:r>
         <w:rPr>
           <w:rFonts w:ascii="Aptos" w:hAnsi="Aptos"/>
-          <w:bCs/>
-          <w:sz w:val="25"/>
-          <w:szCs w:val="25"/>
+          <w:b w:val="0"/>
+          <w:bCs/>
+          <w:sz w:val="25"/>
+          <w:szCs w:val="25"/>
+          <w:u w:val="none"/>
           <w:lang w:val="es-UY" w:eastAsia="es-ES_tradnl"/>
         </w:rPr>
       </w:r>
       <w:r>
         <w:rPr>
           <w:rFonts w:ascii="Aptos" w:hAnsi="Aptos"/>
-          <w:bCs/>
-          <w:sz w:val="25"/>
-          <w:szCs w:val="25"/>
+          <w:b w:val="0"/>
+          <w:bCs/>
+          <w:sz w:val="25"/>
+          <w:szCs w:val="25"/>
+          <w:u w:val="none"/>
           <w:lang w:val="es-UY" w:eastAsia="es-ES_tradnl"/>
         </w:rPr>
       </w:r>
       <w:r>
         <w:rPr>
           <w:rFonts w:ascii="Aptos" w:hAnsi="Aptos"/>
-          <w:bCs/>
-          <w:sz w:val="25"/>
-          <w:szCs w:val="25"/>
+          <w:b w:val="0"/>
+          <w:bCs/>
+          <w:sz w:val="25"/>
+          <w:szCs w:val="25"/>
+          <w:u w:val="none"/>
           <w:lang w:val="es-UY" w:eastAsia="es-ES_tradnl"/>
         </w:rPr>
       </w:r>
       <w:r>
         <w:rPr>
           <w:rFonts w:ascii="Aptos" w:hAnsi="Aptos" w:cs="Arial"/>
-          <w:sz w:val="25"/>
-          <w:szCs w:val="25"/>
+          <w:b w:val="0"/>
+          <w:sz w:val="25"/>
+          <w:szCs w:val="25"/>
+          <w:u w:val="none"/>
           <w:lang w:val="es-UY"/>
         </w:rPr>
       </w:r>
       <w:r>
         <w:rPr>
           <w:rFonts w:ascii="Aptos" w:hAnsi="Aptos"/>
-          <w:sz w:val="25"/>
-          <w:szCs w:val="25"/>
+          <w:b w:val="0"/>
+          <w:sz w:val="25"/>
+          <w:szCs w:val="25"/>
+          <w:u w:val="none"/>
           <w:lang w:eastAsia="es-ES_tradnl"/>
         </w:rPr>
       </w:r>
       <w:r>
         <w:rPr>
           <w:rFonts w:ascii="Aptos" w:hAnsi="Aptos"/>
-          <w:sz w:val="25"/>
-          <w:szCs w:val="25"/>
+          <w:b w:val="0"/>
+          <w:sz w:val="25"/>
+          <w:szCs w:val="25"/>
+          <w:u w:val="none"/>
           <w:lang w:val="es-ES_tradnl" w:eastAsia="es-ES_tradnl"/>
         </w:rPr>
       </w:r>
@@ -1529,8 +1646,10 @@
       <w:r>
         <w:rPr>
           <w:rFonts w:ascii="Aptos" w:hAnsi="Aptos"/>
-          <w:sz w:val="25"/>
-          <w:szCs w:val="25"/>
+          <w:b w:val="0"/>
+          <w:sz w:val="25"/>
+          <w:szCs w:val="25"/>
+          <w:u w:val="none"/>
           <w:lang w:val="es-ES_tradnl" w:eastAsia="es-ES_tradnl"/>
         </w:rPr>
       </w:r>
@@ -1538,8 +1657,10 @@
       <w:r>
         <w:rPr>
           <w:rFonts w:ascii="Aptos" w:hAnsi="Aptos"/>
-          <w:sz w:val="25"/>
-          <w:szCs w:val="25"/>
+          <w:b w:val="0"/>
+          <w:sz w:val="25"/>
+          <w:szCs w:val="25"/>
+          <w:u w:val="none"/>
           <w:lang w:val="es-ES_tradnl" w:eastAsia="es-ES_tradnl"/>
         </w:rPr>
       </w:r>
@@ -1547,8 +1668,10 @@
       <w:r>
         <w:rPr>
           <w:rFonts w:ascii="Aptos" w:hAnsi="Aptos"/>
-          <w:sz w:val="25"/>
-          <w:szCs w:val="25"/>
+          <w:b w:val="0"/>
+          <w:sz w:val="25"/>
+          <w:szCs w:val="25"/>
+          <w:u w:val="none"/>
           <w:lang w:val="es-ES_tradnl" w:eastAsia="es-ES_tradnl"/>
         </w:rPr>
       </w:r>
@@ -1556,52 +1679,62 @@
       <w:r>
         <w:rPr>
           <w:rFonts w:ascii="Aptos" w:hAnsi="Aptos"/>
-          <w:sz w:val="25"/>
-          <w:szCs w:val="25"/>
-          <w:lang w:val="es-ES_tradnl" w:eastAsia="es-ES_tradnl"/>
-        </w:rPr>
-      </w:r>
-      <w:r>
-        <w:rPr>
-          <w:rFonts w:ascii="Aptos" w:hAnsi="Aptos"/>
-          <w:b/>
-          <w:bCs/>
-          <w:sz w:val="25"/>
-          <w:szCs w:val="25"/>
-          <w:lang w:val="es-ES_tradnl" w:eastAsia="es-ES_tradnl"/>
-        </w:rPr>
-      </w:r>
-      <w:r>
-        <w:rPr>
-          <w:rFonts w:ascii="Aptos" w:hAnsi="Aptos"/>
-          <w:sz w:val="25"/>
-          <w:szCs w:val="25"/>
-          <w:lang w:val="es-ES_tradnl" w:eastAsia="es-ES_tradnl"/>
-        </w:rPr>
-      </w:r>
-      <w:r>
-        <w:rPr>
-          <w:rFonts w:ascii="Aptos" w:hAnsi="Aptos"/>
-          <w:sz w:val="25"/>
-          <w:szCs w:val="25"/>
-          <w:lang w:val="es-ES_tradnl" w:eastAsia="es-ES_tradnl"/>
-        </w:rPr>
-      </w:r>
-      <w:r>
-        <w:rPr>
-          <w:rFonts w:ascii="Aptos" w:hAnsi="Aptos"/>
-          <w:sz w:val="25"/>
-          <w:szCs w:val="25"/>
-          <w:lang w:val="es-ES_tradnl" w:eastAsia="es-ES_tradnl"/>
-        </w:rPr>
-      </w:r>
-      <w:r>
-        <w:rPr>
-          <w:rFonts w:ascii="Aptos" w:hAnsi="Aptos"/>
-          <w:b/>
-          <w:bCs/>
-          <w:sz w:val="25"/>
-          <w:szCs w:val="25"/>
+          <w:b w:val="0"/>
+          <w:sz w:val="25"/>
+          <w:szCs w:val="25"/>
+          <w:u w:val="none"/>
+          <w:lang w:val="es-ES_tradnl" w:eastAsia="es-ES_tradnl"/>
+        </w:rPr>
+      </w:r>
+      <w:r>
+        <w:rPr>
+          <w:rFonts w:ascii="Aptos" w:hAnsi="Aptos"/>
+          <w:b w:val="0"/>
+          <w:bCs/>
+          <w:sz w:val="25"/>
+          <w:szCs w:val="25"/>
+          <w:u w:val="none"/>
+          <w:lang w:val="es-ES_tradnl" w:eastAsia="es-ES_tradnl"/>
+        </w:rPr>
+      </w:r>
+      <w:r>
+        <w:rPr>
+          <w:rFonts w:ascii="Aptos" w:hAnsi="Aptos"/>
+          <w:b w:val="0"/>
+          <w:sz w:val="25"/>
+          <w:szCs w:val="25"/>
+          <w:u w:val="none"/>
+          <w:lang w:val="es-ES_tradnl" w:eastAsia="es-ES_tradnl"/>
+        </w:rPr>
+      </w:r>
+      <w:r>
+        <w:rPr>
+          <w:rFonts w:ascii="Aptos" w:hAnsi="Aptos"/>
+          <w:b w:val="0"/>
+          <w:sz w:val="25"/>
+          <w:szCs w:val="25"/>
+          <w:u w:val="none"/>
+          <w:lang w:val="es-ES_tradnl" w:eastAsia="es-ES_tradnl"/>
+        </w:rPr>
+      </w:r>
+      <w:r>
+        <w:rPr>
+          <w:rFonts w:ascii="Aptos" w:hAnsi="Aptos"/>
+          <w:b w:val="0"/>
+          <w:sz w:val="25"/>
+          <w:szCs w:val="25"/>
+          <w:u w:val="none"/>
+          <w:lang w:val="es-ES_tradnl" w:eastAsia="es-ES_tradnl"/>
+        </w:rPr>
+      </w:r>
+      <w:r>
+        <w:rPr>
+          <w:rFonts w:ascii="Aptos" w:hAnsi="Aptos"/>
+          <w:b w:val="0"/>
+          <w:bCs/>
+          <w:sz w:val="25"/>
+          <w:szCs w:val="25"/>
+          <w:u w:val="none"/>
           <w:lang w:val="es-ES_tradnl" w:eastAsia="es-ES_tradnl"/>
         </w:rPr>
       </w:r>
@@ -1623,11 +1756,11 @@
       <w:r>
         <w:rPr>
           <w:rFonts w:ascii="Aptos" w:eastAsia="Times New Roman" w:hAnsi="Aptos"/>
-          <w:b/>
+          <w:b w:val="0"/>
           <w:iCs/>
           <w:sz w:val="25"/>
           <w:szCs w:val="25"/>
-          <w:u w:val="single"/>
+          <w:u w:val="none"/>
           <w:lang w:val="es-ES_tradnl" w:eastAsia="es-ES_tradnl"/>
         </w:rPr>
         <w:t>{protocolizacion_texto}</w:t>
@@ -1636,62 +1769,64 @@
       <w:r>
         <w:rPr>
           <w:rFonts w:ascii="Aptos" w:eastAsia="Times New Roman" w:hAnsi="Aptos"/>
-          <w:b/>
+          <w:b w:val="0"/>
           <w:iCs/>
           <w:sz w:val="25"/>
           <w:szCs w:val="25"/>
-          <w:u w:val="single"/>
-          <w:lang w:val="es-ES_tradnl" w:eastAsia="es-ES_tradnl"/>
-        </w:rPr>
-      </w:r>
-      <w:r>
-        <w:rPr>
-          <w:rFonts w:ascii="Aptos" w:eastAsia="Times New Roman" w:hAnsi="Aptos"/>
-          <w:b/>
+          <w:u w:val="none"/>
+          <w:lang w:val="es-ES_tradnl" w:eastAsia="es-ES_tradnl"/>
+        </w:rPr>
+      </w:r>
+      <w:r>
+        <w:rPr>
+          <w:rFonts w:ascii="Aptos" w:eastAsia="Times New Roman" w:hAnsi="Aptos"/>
+          <w:b w:val="0"/>
           <w:iCs/>
           <w:sz w:val="25"/>
           <w:szCs w:val="25"/>
-          <w:u w:val="single"/>
-          <w:lang w:val="es-ES_tradnl" w:eastAsia="es-ES_tradnl"/>
-        </w:rPr>
-      </w:r>
-      <w:r>
-        <w:rPr>
-          <w:rFonts w:ascii="Aptos" w:eastAsia="Times New Roman" w:hAnsi="Aptos"/>
-          <w:b/>
+          <w:u w:val="none"/>
+          <w:lang w:val="es-ES_tradnl" w:eastAsia="es-ES_tradnl"/>
+        </w:rPr>
+      </w:r>
+      <w:r>
+        <w:rPr>
+          <w:rFonts w:ascii="Aptos" w:eastAsia="Times New Roman" w:hAnsi="Aptos"/>
+          <w:b w:val="0"/>
           <w:iCs/>
           <w:sz w:val="25"/>
           <w:szCs w:val="25"/>
-          <w:u w:val="single"/>
+          <w:u w:val="none"/>
           <w:lang w:val="es-ES_tradnl" w:eastAsia="es-ES_tradnl"/>
         </w:rPr>
       </w:r>
       <w:r>
         <w:rPr>
           <w:rFonts w:ascii="Aptos" w:eastAsia="Times New Roman" w:hAnsi="Aptos" w:cs="Arial"/>
-          <w:b/>
-          <w:sz w:val="25"/>
-          <w:szCs w:val="25"/>
-          <w:u w:val="single"/>
+          <w:b w:val="0"/>
+          <w:sz w:val="25"/>
+          <w:szCs w:val="25"/>
+          <w:u w:val="none"/>
           <w:lang w:eastAsia="es-ES"/>
         </w:rPr>
       </w:r>
       <w:r>
         <w:rPr>
           <w:rFonts w:ascii="Aptos" w:eastAsia="Times New Roman" w:hAnsi="Aptos" w:cs="Arial"/>
-          <w:b/>
-          <w:sz w:val="25"/>
-          <w:szCs w:val="25"/>
+          <w:b w:val="0"/>
+          <w:sz w:val="25"/>
+          <w:szCs w:val="25"/>
+          <w:u w:val="none"/>
           <w:lang w:eastAsia="es-ES"/>
         </w:rPr>
       </w:r>
       <w:r>
         <w:rPr>
           <w:rFonts w:ascii="Aptos" w:eastAsia="Times New Roman" w:hAnsi="Aptos" w:cs="Arial"/>
-          <w:b/>
-          <w:bCs/>
-          <w:sz w:val="25"/>
-          <w:szCs w:val="25"/>
+          <w:b w:val="0"/>
+          <w:bCs/>
+          <w:sz w:val="25"/>
+          <w:szCs w:val="25"/>
+          <w:u w:val="none"/>
           <w:lang w:eastAsia="es-ES"/>
         </w:rPr>
       </w:r>
@@ -1699,10 +1834,11 @@
       <w:r>
         <w:rPr>
           <w:rFonts w:ascii="Aptos" w:eastAsia="Times New Roman" w:hAnsi="Aptos" w:cs="Arial"/>
-          <w:b/>
-          <w:bCs/>
-          <w:sz w:val="25"/>
-          <w:szCs w:val="25"/>
+          <w:b w:val="0"/>
+          <w:bCs/>
+          <w:sz w:val="25"/>
+          <w:szCs w:val="25"/>
+          <w:u w:val="none"/>
           <w:lang w:eastAsia="es-ES"/>
         </w:rPr>
       </w:r>
@@ -1710,161 +1846,192 @@
       <w:r>
         <w:rPr>
           <w:rFonts w:ascii="Aptos" w:hAnsi="Aptos" w:cs="Arial"/>
-          <w:b/>
-          <w:sz w:val="25"/>
-          <w:szCs w:val="25"/>
-        </w:rPr>
-      </w:r>
-      <w:r>
-        <w:rPr>
-          <w:rFonts w:ascii="Aptos" w:eastAsia="Times New Roman" w:hAnsi="Aptos"/>
-          <w:b/>
+          <w:b w:val="0"/>
+          <w:sz w:val="25"/>
+          <w:szCs w:val="25"/>
+          <w:u w:val="none"/>
+        </w:rPr>
+      </w:r>
+      <w:r>
+        <w:rPr>
+          <w:rFonts w:ascii="Aptos" w:eastAsia="Times New Roman" w:hAnsi="Aptos"/>
+          <w:b w:val="0"/>
           <w:iCs/>
           <w:sz w:val="25"/>
           <w:szCs w:val="25"/>
-          <w:lang w:val="es-ES_tradnl" w:eastAsia="es-ES_tradnl"/>
-        </w:rPr>
-      </w:r>
-      <w:r>
-        <w:rPr>
-          <w:rFonts w:ascii="Aptos" w:eastAsia="Times New Roman" w:hAnsi="Aptos"/>
+          <w:u w:val="none"/>
+          <w:lang w:val="es-ES_tradnl" w:eastAsia="es-ES_tradnl"/>
+        </w:rPr>
+      </w:r>
+      <w:r>
+        <w:rPr>
+          <w:rFonts w:ascii="Aptos" w:eastAsia="Times New Roman" w:hAnsi="Aptos"/>
+          <w:b w:val="0"/>
           <w:iCs/>
           <w:sz w:val="25"/>
           <w:szCs w:val="25"/>
-          <w:lang w:val="es-ES_tradnl" w:eastAsia="es-ES_tradnl"/>
-        </w:rPr>
-      </w:r>
-      <w:r>
-        <w:rPr>
-          <w:rFonts w:ascii="Aptos" w:eastAsia="Times New Roman" w:hAnsi="Aptos"/>
+          <w:u w:val="none"/>
+          <w:lang w:val="es-ES_tradnl" w:eastAsia="es-ES_tradnl"/>
+        </w:rPr>
+      </w:r>
+      <w:r>
+        <w:rPr>
+          <w:rFonts w:ascii="Aptos" w:eastAsia="Times New Roman" w:hAnsi="Aptos"/>
+          <w:b w:val="0"/>
           <w:iCs/>
           <w:sz w:val="25"/>
           <w:szCs w:val="25"/>
-          <w:lang w:val="es-ES_tradnl" w:eastAsia="es-ES_tradnl"/>
-        </w:rPr>
-      </w:r>
-      <w:r>
-        <w:rPr>
-          <w:rFonts w:ascii="Aptos" w:eastAsia="Times New Roman" w:hAnsi="Aptos"/>
+          <w:u w:val="none"/>
+          <w:lang w:val="es-ES_tradnl" w:eastAsia="es-ES_tradnl"/>
+        </w:rPr>
+      </w:r>
+      <w:r>
+        <w:rPr>
+          <w:rFonts w:ascii="Aptos" w:eastAsia="Times New Roman" w:hAnsi="Aptos"/>
+          <w:b w:val="0"/>
           <w:iCs/>
           <w:sz w:val="25"/>
           <w:szCs w:val="25"/>
-          <w:lang w:val="es-ES_tradnl" w:eastAsia="es-ES_tradnl"/>
-        </w:rPr>
-      </w:r>
-      <w:r>
-        <w:rPr>
-          <w:rFonts w:ascii="Aptos" w:hAnsi="Aptos" w:cs="Arial"/>
-          <w:b/>
-          <w:sz w:val="25"/>
-          <w:szCs w:val="25"/>
-        </w:rPr>
-      </w:r>
-      <w:r>
-        <w:rPr>
-          <w:rFonts w:ascii="Aptos" w:hAnsi="Aptos" w:cs="Arial"/>
-          <w:b/>
-          <w:sz w:val="25"/>
-          <w:szCs w:val="25"/>
-        </w:rPr>
-      </w:r>
-      <w:r>
-        <w:rPr>
-          <w:rFonts w:ascii="Aptos" w:eastAsia="Times New Roman" w:hAnsi="Aptos"/>
+          <w:u w:val="none"/>
+          <w:lang w:val="es-ES_tradnl" w:eastAsia="es-ES_tradnl"/>
+        </w:rPr>
+      </w:r>
+      <w:r>
+        <w:rPr>
+          <w:rFonts w:ascii="Aptos" w:hAnsi="Aptos" w:cs="Arial"/>
+          <w:b w:val="0"/>
+          <w:sz w:val="25"/>
+          <w:szCs w:val="25"/>
+          <w:u w:val="none"/>
+        </w:rPr>
+      </w:r>
+      <w:r>
+        <w:rPr>
+          <w:rFonts w:ascii="Aptos" w:hAnsi="Aptos" w:cs="Arial"/>
+          <w:b w:val="0"/>
+          <w:sz w:val="25"/>
+          <w:szCs w:val="25"/>
+          <w:u w:val="none"/>
+        </w:rPr>
+      </w:r>
+      <w:r>
+        <w:rPr>
+          <w:rFonts w:ascii="Aptos" w:eastAsia="Times New Roman" w:hAnsi="Aptos"/>
+          <w:b w:val="0"/>
           <w:iCs/>
           <w:sz w:val="25"/>
           <w:szCs w:val="25"/>
-          <w:lang w:val="es-ES_tradnl" w:eastAsia="es-ES_tradnl"/>
-        </w:rPr>
-      </w:r>
-      <w:r>
-        <w:rPr>
-          <w:rFonts w:ascii="Aptos" w:eastAsia="Times New Roman" w:hAnsi="Aptos"/>
+          <w:u w:val="none"/>
+          <w:lang w:val="es-ES_tradnl" w:eastAsia="es-ES_tradnl"/>
+        </w:rPr>
+      </w:r>
+      <w:r>
+        <w:rPr>
+          <w:rFonts w:ascii="Aptos" w:eastAsia="Times New Roman" w:hAnsi="Aptos"/>
+          <w:b w:val="0"/>
           <w:iCs/>
           <w:sz w:val="25"/>
           <w:szCs w:val="25"/>
-          <w:lang w:val="es-ES_tradnl" w:eastAsia="es-ES_tradnl"/>
-        </w:rPr>
-      </w:r>
-      <w:r>
-        <w:rPr>
-          <w:rFonts w:ascii="Aptos" w:eastAsia="Times New Roman" w:hAnsi="Aptos"/>
+          <w:u w:val="none"/>
+          <w:lang w:val="es-ES_tradnl" w:eastAsia="es-ES_tradnl"/>
+        </w:rPr>
+      </w:r>
+      <w:r>
+        <w:rPr>
+          <w:rFonts w:ascii="Aptos" w:eastAsia="Times New Roman" w:hAnsi="Aptos"/>
+          <w:b w:val="0"/>
           <w:iCs/>
           <w:sz w:val="25"/>
           <w:szCs w:val="25"/>
-          <w:lang w:val="es-ES_tradnl" w:eastAsia="es-ES_tradnl"/>
-        </w:rPr>
-      </w:r>
-      <w:r>
-        <w:rPr>
-          <w:rFonts w:ascii="Aptos" w:eastAsia="Times New Roman" w:hAnsi="Aptos"/>
+          <w:u w:val="none"/>
+          <w:lang w:val="es-ES_tradnl" w:eastAsia="es-ES_tradnl"/>
+        </w:rPr>
+      </w:r>
+      <w:r>
+        <w:rPr>
+          <w:rFonts w:ascii="Aptos" w:eastAsia="Times New Roman" w:hAnsi="Aptos"/>
+          <w:b w:val="0"/>
           <w:iCs/>
           <w:sz w:val="25"/>
           <w:szCs w:val="25"/>
-          <w:lang w:val="es-ES_tradnl" w:eastAsia="es-ES_tradnl"/>
-        </w:rPr>
-      </w:r>
-      <w:r>
-        <w:rPr>
-          <w:rFonts w:ascii="Aptos" w:eastAsia="Times New Roman" w:hAnsi="Aptos"/>
+          <w:u w:val="none"/>
+          <w:lang w:val="es-ES_tradnl" w:eastAsia="es-ES_tradnl"/>
+        </w:rPr>
+      </w:r>
+      <w:r>
+        <w:rPr>
+          <w:rFonts w:ascii="Aptos" w:eastAsia="Times New Roman" w:hAnsi="Aptos"/>
+          <w:b w:val="0"/>
           <w:iCs/>
           <w:sz w:val="25"/>
           <w:szCs w:val="25"/>
-          <w:lang w:val="es-ES_tradnl" w:eastAsia="es-ES_tradnl"/>
-        </w:rPr>
-      </w:r>
-      <w:r>
-        <w:rPr>
-          <w:rFonts w:ascii="Aptos" w:eastAsia="Times New Roman" w:hAnsi="Aptos"/>
+          <w:u w:val="none"/>
+          <w:lang w:val="es-ES_tradnl" w:eastAsia="es-ES_tradnl"/>
+        </w:rPr>
+      </w:r>
+      <w:r>
+        <w:rPr>
+          <w:rFonts w:ascii="Aptos" w:eastAsia="Times New Roman" w:hAnsi="Aptos"/>
+          <w:b w:val="0"/>
           <w:iCs/>
           <w:sz w:val="25"/>
           <w:szCs w:val="25"/>
-          <w:lang w:val="es-ES_tradnl" w:eastAsia="es-ES_tradnl"/>
-        </w:rPr>
-      </w:r>
-      <w:r>
-        <w:rPr>
-          <w:rFonts w:ascii="Aptos" w:eastAsia="Times New Roman" w:hAnsi="Aptos"/>
+          <w:u w:val="none"/>
+          <w:lang w:val="es-ES_tradnl" w:eastAsia="es-ES_tradnl"/>
+        </w:rPr>
+      </w:r>
+      <w:r>
+        <w:rPr>
+          <w:rFonts w:ascii="Aptos" w:eastAsia="Times New Roman" w:hAnsi="Aptos"/>
+          <w:b w:val="0"/>
           <w:iCs/>
           <w:sz w:val="25"/>
           <w:szCs w:val="25"/>
-          <w:lang w:val="es-ES_tradnl" w:eastAsia="es-ES_tradnl"/>
-        </w:rPr>
-      </w:r>
-      <w:r>
-        <w:rPr>
-          <w:rFonts w:ascii="Aptos" w:eastAsia="Times New Roman" w:hAnsi="Aptos"/>
+          <w:u w:val="none"/>
+          <w:lang w:val="es-ES_tradnl" w:eastAsia="es-ES_tradnl"/>
+        </w:rPr>
+      </w:r>
+      <w:r>
+        <w:rPr>
+          <w:rFonts w:ascii="Aptos" w:eastAsia="Times New Roman" w:hAnsi="Aptos"/>
+          <w:b w:val="0"/>
           <w:iCs/>
           <w:sz w:val="25"/>
           <w:szCs w:val="25"/>
-          <w:lang w:val="es-ES_tradnl" w:eastAsia="es-ES_tradnl"/>
-        </w:rPr>
-      </w:r>
-      <w:r>
-        <w:rPr>
-          <w:rFonts w:ascii="Aptos" w:eastAsia="Times New Roman" w:hAnsi="Aptos"/>
+          <w:u w:val="none"/>
+          <w:lang w:val="es-ES_tradnl" w:eastAsia="es-ES_tradnl"/>
+        </w:rPr>
+      </w:r>
+      <w:r>
+        <w:rPr>
+          <w:rFonts w:ascii="Aptos" w:eastAsia="Times New Roman" w:hAnsi="Aptos"/>
+          <w:b w:val="0"/>
           <w:iCs/>
           <w:sz w:val="25"/>
           <w:szCs w:val="25"/>
-          <w:lang w:val="es-ES_tradnl" w:eastAsia="es-ES_tradnl"/>
-        </w:rPr>
-      </w:r>
-      <w:r>
-        <w:rPr>
-          <w:rFonts w:ascii="Aptos" w:eastAsia="Times New Roman" w:hAnsi="Aptos"/>
+          <w:u w:val="none"/>
+          <w:lang w:val="es-ES_tradnl" w:eastAsia="es-ES_tradnl"/>
+        </w:rPr>
+      </w:r>
+      <w:r>
+        <w:rPr>
+          <w:rFonts w:ascii="Aptos" w:eastAsia="Times New Roman" w:hAnsi="Aptos"/>
+          <w:b w:val="0"/>
           <w:iCs/>
           <w:sz w:val="25"/>
           <w:szCs w:val="25"/>
-          <w:lang w:val="es-ES_tradnl" w:eastAsia="es-ES_tradnl"/>
-        </w:rPr>
-      </w:r>
-      <w:r>
-        <w:rPr>
-          <w:rFonts w:ascii="Aptos" w:eastAsia="Times New Roman" w:hAnsi="Aptos"/>
-          <w:b/>
+          <w:u w:val="none"/>
+          <w:lang w:val="es-ES_tradnl" w:eastAsia="es-ES_tradnl"/>
+        </w:rPr>
+      </w:r>
+      <w:r>
+        <w:rPr>
+          <w:rFonts w:ascii="Aptos" w:eastAsia="Times New Roman" w:hAnsi="Aptos"/>
+          <w:b w:val="0"/>
           <w:iCs/>
           <w:sz w:val="25"/>
           <w:szCs w:val="25"/>
+          <w:u w:val="none"/>
           <w:lang w:val="es-ES_tradnl" w:eastAsia="es-ES_tradnl"/>
         </w:rPr>
       </w:r>
@@ -1884,10 +2051,10 @@
       <w:r>
         <w:rPr>
           <w:rFonts w:ascii="Aptos" w:eastAsia="Times New Roman" w:hAnsi="Aptos"/>
-          <w:b/>
-          <w:sz w:val="25"/>
-          <w:szCs w:val="25"/>
-          <w:u w:val="single"/>
+          <w:b w:val="0"/>
+          <w:sz w:val="25"/>
+          <w:szCs w:val="25"/>
+          <w:u w:val="none"/>
           <w:lang w:val="es-ES_tradnl" w:eastAsia="es-ES_tradnl"/>
         </w:rPr>
         <w:t>{primer_testimonio}</w:t>
@@ -1895,33 +2062,40 @@
       <w:r>
         <w:rPr>
           <w:rFonts w:ascii="Aptos" w:eastAsia="Times New Roman" w:hAnsi="Aptos"/>
-          <w:sz w:val="25"/>
-          <w:szCs w:val="25"/>
-          <w:u w:val="single"/>
-          <w:lang w:val="es-ES_tradnl" w:eastAsia="es-ES_tradnl"/>
-        </w:rPr>
-      </w:r>
-      <w:r>
-        <w:rPr>
-          <w:rFonts w:ascii="Aptos" w:eastAsia="Times New Roman" w:hAnsi="Aptos"/>
-          <w:sz w:val="25"/>
-          <w:szCs w:val="25"/>
-          <w:lang w:val="es-ES_tradnl" w:eastAsia="es-ES_tradnl"/>
-        </w:rPr>
-      </w:r>
-      <w:r>
-        <w:rPr>
-          <w:rFonts w:ascii="Aptos" w:eastAsia="Times New Roman" w:hAnsi="Aptos"/>
-          <w:sz w:val="25"/>
-          <w:szCs w:val="25"/>
-          <w:lang w:val="es-ES_tradnl" w:eastAsia="es-ES_tradnl"/>
-        </w:rPr>
-      </w:r>
-      <w:r>
-        <w:rPr>
-          <w:rFonts w:ascii="Aptos" w:eastAsia="Times New Roman" w:hAnsi="Aptos"/>
-          <w:sz w:val="25"/>
-          <w:szCs w:val="25"/>
+          <w:b w:val="0"/>
+          <w:sz w:val="25"/>
+          <w:szCs w:val="25"/>
+          <w:u w:val="none"/>
+          <w:lang w:val="es-ES_tradnl" w:eastAsia="es-ES_tradnl"/>
+        </w:rPr>
+      </w:r>
+      <w:r>
+        <w:rPr>
+          <w:rFonts w:ascii="Aptos" w:eastAsia="Times New Roman" w:hAnsi="Aptos"/>
+          <w:b w:val="0"/>
+          <w:sz w:val="25"/>
+          <w:szCs w:val="25"/>
+          <w:u w:val="none"/>
+          <w:lang w:val="es-ES_tradnl" w:eastAsia="es-ES_tradnl"/>
+        </w:rPr>
+      </w:r>
+      <w:r>
+        <w:rPr>
+          <w:rFonts w:ascii="Aptos" w:eastAsia="Times New Roman" w:hAnsi="Aptos"/>
+          <w:b w:val="0"/>
+          <w:sz w:val="25"/>
+          <w:szCs w:val="25"/>
+          <w:u w:val="none"/>
+          <w:lang w:val="es-ES_tradnl" w:eastAsia="es-ES_tradnl"/>
+        </w:rPr>
+      </w:r>
+      <w:r>
+        <w:rPr>
+          <w:rFonts w:ascii="Aptos" w:eastAsia="Times New Roman" w:hAnsi="Aptos"/>
+          <w:b w:val="0"/>
+          <w:sz w:val="25"/>
+          <w:szCs w:val="25"/>
+          <w:u w:val="none"/>
           <w:lang w:val="es-ES_tradnl" w:eastAsia="es-ES_tradnl"/>
         </w:rPr>
       </w:r>
@@ -1929,8 +2103,10 @@
       <w:r>
         <w:rPr>
           <w:rFonts w:ascii="Aptos" w:eastAsia="Times New Roman" w:hAnsi="Aptos"/>
-          <w:sz w:val="25"/>
-          <w:szCs w:val="25"/>
+          <w:b w:val="0"/>
+          <w:sz w:val="25"/>
+          <w:szCs w:val="25"/>
+          <w:u w:val="none"/>
           <w:lang w:val="es-ES_tradnl" w:eastAsia="es-ES_tradnl"/>
         </w:rPr>
       </w:r>
@@ -1938,57 +2114,70 @@
       <w:r>
         <w:rPr>
           <w:rFonts w:ascii="Aptos" w:eastAsia="Times New Roman" w:hAnsi="Aptos"/>
-          <w:sz w:val="25"/>
-          <w:szCs w:val="25"/>
-          <w:lang w:val="es-ES_tradnl" w:eastAsia="es-ES_tradnl"/>
-        </w:rPr>
-      </w:r>
-      <w:r>
-        <w:rPr>
-          <w:rFonts w:ascii="Aptos" w:eastAsia="Times New Roman" w:hAnsi="Aptos"/>
-          <w:sz w:val="25"/>
-          <w:szCs w:val="25"/>
-          <w:lang w:val="es-ES_tradnl" w:eastAsia="es-ES_tradnl"/>
-        </w:rPr>
-      </w:r>
-      <w:r>
-        <w:rPr>
-          <w:rFonts w:ascii="Aptos" w:eastAsia="Times New Roman" w:hAnsi="Aptos"/>
-          <w:sz w:val="25"/>
-          <w:szCs w:val="25"/>
-          <w:lang w:val="es-ES_tradnl" w:eastAsia="es-ES_tradnl"/>
-        </w:rPr>
-      </w:r>
-      <w:r>
-        <w:rPr>
-          <w:rFonts w:ascii="Aptos" w:eastAsia="Times New Roman" w:hAnsi="Aptos"/>
-          <w:b/>
-          <w:sz w:val="25"/>
-          <w:szCs w:val="25"/>
-          <w:lang w:val="es-ES_tradnl" w:eastAsia="es-ES_tradnl"/>
-        </w:rPr>
-      </w:r>
-      <w:r>
-        <w:rPr>
-          <w:rFonts w:ascii="Aptos" w:eastAsia="Times New Roman" w:hAnsi="Aptos"/>
-          <w:sz w:val="25"/>
-          <w:szCs w:val="25"/>
-          <w:lang w:val="es-ES_tradnl" w:eastAsia="es-ES_tradnl"/>
-        </w:rPr>
-      </w:r>
-      <w:r>
-        <w:rPr>
-          <w:rFonts w:ascii="Aptos" w:eastAsia="Times New Roman" w:hAnsi="Aptos"/>
-          <w:sz w:val="25"/>
-          <w:szCs w:val="25"/>
-          <w:lang w:val="es-ES_tradnl" w:eastAsia="es-ES_tradnl"/>
-        </w:rPr>
-      </w:r>
-      <w:r>
-        <w:rPr>
-          <w:rFonts w:ascii="Aptos" w:eastAsia="Times New Roman" w:hAnsi="Aptos"/>
-          <w:sz w:val="25"/>
-          <w:szCs w:val="25"/>
+          <w:b w:val="0"/>
+          <w:sz w:val="25"/>
+          <w:szCs w:val="25"/>
+          <w:u w:val="none"/>
+          <w:lang w:val="es-ES_tradnl" w:eastAsia="es-ES_tradnl"/>
+        </w:rPr>
+      </w:r>
+      <w:r>
+        <w:rPr>
+          <w:rFonts w:ascii="Aptos" w:eastAsia="Times New Roman" w:hAnsi="Aptos"/>
+          <w:b w:val="0"/>
+          <w:sz w:val="25"/>
+          <w:szCs w:val="25"/>
+          <w:u w:val="none"/>
+          <w:lang w:val="es-ES_tradnl" w:eastAsia="es-ES_tradnl"/>
+        </w:rPr>
+      </w:r>
+      <w:r>
+        <w:rPr>
+          <w:rFonts w:ascii="Aptos" w:eastAsia="Times New Roman" w:hAnsi="Aptos"/>
+          <w:b w:val="0"/>
+          <w:sz w:val="25"/>
+          <w:szCs w:val="25"/>
+          <w:u w:val="none"/>
+          <w:lang w:val="es-ES_tradnl" w:eastAsia="es-ES_tradnl"/>
+        </w:rPr>
+      </w:r>
+      <w:r>
+        <w:rPr>
+          <w:rFonts w:ascii="Aptos" w:eastAsia="Times New Roman" w:hAnsi="Aptos"/>
+          <w:b w:val="0"/>
+          <w:sz w:val="25"/>
+          <w:szCs w:val="25"/>
+          <w:u w:val="none"/>
+          <w:lang w:val="es-ES_tradnl" w:eastAsia="es-ES_tradnl"/>
+        </w:rPr>
+      </w:r>
+      <w:r>
+        <w:rPr>
+          <w:rFonts w:ascii="Aptos" w:eastAsia="Times New Roman" w:hAnsi="Aptos"/>
+          <w:b w:val="0"/>
+          <w:sz w:val="25"/>
+          <w:szCs w:val="25"/>
+          <w:u w:val="none"/>
+          <w:lang w:val="es-ES_tradnl" w:eastAsia="es-ES_tradnl"/>
+        </w:rPr>
+      </w:r>
+      <w:r>
+        <w:rPr>
+          <w:rFonts w:ascii="Aptos" w:eastAsia="Times New Roman" w:hAnsi="Aptos"/>
+          <w:b w:val="0"/>
+          <w:sz w:val="25"/>
+          <w:szCs w:val="25"/>
+          <w:u w:val="none"/>
+          <w:lang w:val="es-ES_tradnl" w:eastAsia="es-ES_tradnl"/>
+        </w:rPr>
+      </w:r>
+      <w:r>
+        <w:rPr>
+          <w:rFonts w:ascii="Aptos" w:eastAsia="Times New Roman" w:hAnsi="Aptos"/>
+          <w:b w:val="0"/>
+          <w:sz w:val="25"/>
+          <w:szCs w:val="25"/>
+          <w:u w:val="none"/>
           <w:lang w:val="es-ES_tradnl" w:eastAsia="es-ES_tradnl"/>
         </w:rPr>
       </w:r>
@@ -1996,8 +2185,10 @@
       <w:r>
         <w:rPr>
           <w:rFonts w:ascii="Aptos" w:eastAsia="Times New Roman" w:hAnsi="Aptos"/>
-          <w:sz w:val="25"/>
-          <w:szCs w:val="25"/>
+          <w:b w:val="0"/>
+          <w:sz w:val="25"/>
+          <w:szCs w:val="25"/>
+          <w:u w:val="none"/>
           <w:lang w:val="es-ES_tradnl" w:eastAsia="es-ES_tradnl"/>
         </w:rPr>
       </w:r>
@@ -2005,16 +2196,20 @@
       <w:r>
         <w:rPr>
           <w:rFonts w:ascii="Aptos" w:eastAsia="Times New Roman" w:hAnsi="Aptos"/>
-          <w:sz w:val="25"/>
-          <w:szCs w:val="25"/>
-          <w:lang w:val="es-ES_tradnl" w:eastAsia="es-ES_tradnl"/>
-        </w:rPr>
-      </w:r>
-      <w:r>
-        <w:rPr>
-          <w:rFonts w:ascii="Aptos" w:eastAsia="Times New Roman" w:hAnsi="Aptos"/>
-          <w:sz w:val="25"/>
-          <w:szCs w:val="25"/>
+          <w:b w:val="0"/>
+          <w:sz w:val="25"/>
+          <w:szCs w:val="25"/>
+          <w:u w:val="none"/>
+          <w:lang w:val="es-ES_tradnl" w:eastAsia="es-ES_tradnl"/>
+        </w:rPr>
+      </w:r>
+      <w:r>
+        <w:rPr>
+          <w:rFonts w:ascii="Aptos" w:eastAsia="Times New Roman" w:hAnsi="Aptos"/>
+          <w:b w:val="0"/>
+          <w:sz w:val="25"/>
+          <w:szCs w:val="25"/>
+          <w:u w:val="none"/>
           <w:lang w:val="es-ES_tradnl" w:eastAsia="es-ES_tradnl"/>
         </w:rPr>
       </w:r>

--- a/app/templates/compraventa.docx
+++ b/app/templates/compraventa.docx
@@ -16,6 +16,7 @@
       <w:r>
         <w:rPr>
           <w:rFonts w:ascii="Aptos" w:hAnsi="Aptos" w:cs="Arial"/>
+          <w:b/>
           <w:color w:val="FFFFFF"/>
           <w:sz w:val="23"/>
           <w:szCs w:val="23"/>
@@ -25,6 +26,7 @@
       <w:r>
         <w:rPr>
           <w:rFonts w:ascii="Aptos" w:hAnsi="Aptos" w:cs="Arial"/>
+          <w:b/>
           <w:sz w:val="23"/>
           <w:szCs w:val="23"/>
         </w:rPr>
@@ -46,6 +48,7 @@
       <w:r>
         <w:rPr>
           <w:rFonts w:ascii="Aptos" w:hAnsi="Aptos" w:cs="Arial"/>
+          <w:b/>
           <w:sz w:val="23"/>
           <w:szCs w:val="23"/>
         </w:rPr>
@@ -67,76 +70,12 @@
       </w:pPr>
       <w:r>
         <w:rPr>
-          <w:rFonts w:ascii="Aptos" w:hAnsi="Aptos" w:cs="Arial"/>
-          <w:sz w:val="23"/>
-          <w:szCs w:val="23"/>
-          <w:lang w:val="es-ES"/>
+          <w:rFonts w:ascii="Aptos" w:hAnsi="Aptos"/>
+          <w:b w:val="0"/>
+          <w:sz w:val="23"/>
+          <w:u w:val="none"/>
         </w:rPr>
         <w:t>En la ciudad de {ciudad}, el día {fecha_letras}, las partes que se expresan han convenido celebrar el siguiente contrato de compraventa:</w:t>
-      </w:r>
-      <w:r>
-        <w:rPr>
-          <w:rFonts w:ascii="Aptos" w:hAnsi="Aptos" w:cs="Arial"/>
-          <w:sz w:val="23"/>
-          <w:szCs w:val="23"/>
-          <w:lang w:val="es-ES"/>
-        </w:rPr>
-      </w:r>
-      <w:r>
-        <w:rPr>
-          <w:rFonts w:ascii="Aptos" w:hAnsi="Aptos" w:cs="Arial"/>
-          <w:sz w:val="23"/>
-          <w:szCs w:val="23"/>
-          <w:lang w:val="es-ES"/>
-        </w:rPr>
-      </w:r>
-      <w:r>
-        <w:rPr>
-          <w:rFonts w:ascii="Aptos" w:hAnsi="Aptos" w:cs="Arial"/>
-          <w:sz w:val="23"/>
-          <w:szCs w:val="23"/>
-          <w:lang w:val="es-ES"/>
-        </w:rPr>
-      </w:r>
-      <w:r>
-        <w:rPr>
-          <w:rFonts w:ascii="Aptos" w:hAnsi="Aptos" w:cs="Arial"/>
-          <w:sz w:val="23"/>
-          <w:szCs w:val="23"/>
-          <w:lang w:val="es-ES"/>
-        </w:rPr>
-      </w:r>
-      <w:r>
-        <w:rPr>
-          <w:rFonts w:ascii="Aptos" w:hAnsi="Aptos" w:cs="Arial"/>
-          <w:sz w:val="23"/>
-          <w:szCs w:val="23"/>
-          <w:lang w:val="es-ES"/>
-        </w:rPr>
-      </w:r>
-      <w:r>
-        <w:rPr>
-          <w:rFonts w:ascii="Aptos" w:hAnsi="Aptos" w:cs="Arial"/>
-          <w:sz w:val="23"/>
-          <w:szCs w:val="23"/>
-          <w:lang w:val="es-ES"/>
-        </w:rPr>
-      </w:r>
-      <w:r>
-        <w:rPr>
-          <w:rFonts w:ascii="Aptos" w:hAnsi="Aptos" w:cs="Arial"/>
-          <w:sz w:val="23"/>
-          <w:szCs w:val="23"/>
-          <w:lang w:val="es-ES"/>
-        </w:rPr>
-      </w:r>
-      <w:r>
-        <w:rPr>
-          <w:rFonts w:ascii="Aptos" w:hAnsi="Aptos" w:cs="Arial"/>
-          <w:sz w:val="23"/>
-          <w:szCs w:val="23"/>
-          <w:lang w:val="es-ES"/>
-        </w:rPr>
       </w:r>
     </w:p>
     <w:p>
@@ -155,223 +94,114 @@
       </w:pPr>
       <w:r>
         <w:rPr>
+          <w:rFonts w:ascii="Aptos" w:hAnsi="Aptos"/>
+          <w:b/>
+          <w:sz w:val="23"/>
+          <w:u w:val="none"/>
+        </w:rPr>
+        <w:t>{vendedora_titulo}</w:t>
+      </w:r>
+      <w:r>
+        <w:rPr>
+          <w:rFonts w:ascii="Aptos" w:hAnsi="Aptos"/>
+          <w:b w:val="0"/>
+          <w:sz w:val="23"/>
+          <w:u w:val="none"/>
+        </w:rPr>
+        <w:t>{vendedora_texto}</w:t>
+      </w:r>
+    </w:p>
+    <w:p>
+      <w:pPr>
+        <w:pStyle w:val="Standard"/>
+        <w:spacing w:line="480" w:lineRule="auto"/>
+        <w:jc w:val="both"/>
+        <w:rPr>
           <w:rFonts w:ascii="Aptos" w:hAnsi="Aptos" w:cs="Arial"/>
+          <w:b w:val="0"/>
+          <w:bCs/>
           <w:sz w:val="23"/>
           <w:szCs w:val="23"/>
           <w:lang w:val="es-UY"/>
         </w:rPr>
-        <w:t>{clausula_vendedora}</w:t>
-      </w:r>
-      <w:r>
+      </w:pPr>
+      <w:r>
+        <w:rPr>
+          <w:rFonts w:ascii="Aptos" w:hAnsi="Aptos"/>
+          <w:b/>
+          <w:sz w:val="23"/>
+          <w:u w:val="none"/>
+        </w:rPr>
+        <w:t>{compradora_titulo}</w:t>
+      </w:r>
+      <w:r>
+        <w:rPr>
+          <w:rFonts w:ascii="Aptos" w:hAnsi="Aptos"/>
+          <w:b w:val="0"/>
+          <w:sz w:val="23"/>
+          <w:u w:val="none"/>
+        </w:rPr>
+        <w:t>{compradora_texto}</w:t>
+      </w:r>
+    </w:p>
+    <w:p>
+      <w:pPr>
+        <w:pStyle w:val="Standard"/>
+        <w:spacing w:line="480" w:lineRule="auto"/>
+        <w:jc w:val="both"/>
         <w:rPr>
           <w:rFonts w:ascii="Aptos" w:hAnsi="Aptos" w:cs="Arial"/>
+          <w:b w:val="0"/>
           <w:sz w:val="23"/>
           <w:szCs w:val="23"/>
-          <w:lang w:val="es-UY"/>
-        </w:rPr>
-      </w:r>
-      <w:r>
-        <w:rPr>
-          <w:rFonts w:ascii="Aptos" w:hAnsi="Aptos" w:cs="Arial"/>
-          <w:sz w:val="23"/>
-          <w:szCs w:val="23"/>
-          <w:lang w:val="es-UY"/>
-        </w:rPr>
-      </w:r>
-      <w:r>
-        <w:rPr>
-          <w:rFonts w:ascii="Aptos" w:hAnsi="Aptos" w:cs="Arial"/>
-          <w:b w:val="0"/>
-          <w:bCs/>
-          <w:sz w:val="23"/>
-          <w:szCs w:val="23"/>
-          <w:lang w:val="es-UY"/>
-        </w:rPr>
-      </w:r>
-      <w:r>
-        <w:rPr>
-          <w:rFonts w:ascii="Aptos" w:hAnsi="Aptos" w:cs="Arial"/>
-          <w:sz w:val="23"/>
-          <w:szCs w:val="23"/>
-          <w:lang w:val="es-UY"/>
-        </w:rPr>
-      </w:r>
-      <w:r>
-        <w:rPr>
-          <w:rFonts w:ascii="Aptos" w:hAnsi="Aptos" w:cs="Arial"/>
-          <w:sz w:val="23"/>
-          <w:szCs w:val="23"/>
-          <w:lang w:val="es-ES_tradnl"/>
-        </w:rPr>
-      </w:r>
-      <w:r>
-        <w:rPr>
-          <w:rFonts w:ascii="Aptos" w:hAnsi="Aptos" w:cs="Arial"/>
-          <w:b w:val="0"/>
-          <w:sz w:val="23"/>
-          <w:szCs w:val="23"/>
-          <w:lang w:val="es-ES_tradnl"/>
-        </w:rPr>
-      </w:r>
-      <w:r>
-        <w:rPr>
-          <w:rFonts w:ascii="Aptos" w:hAnsi="Aptos" w:cs="Arial"/>
-          <w:b w:val="0"/>
-          <w:sz w:val="23"/>
-          <w:szCs w:val="23"/>
-          <w:lang w:val="es-UY"/>
-        </w:rPr>
-      </w:r>
-    </w:p>
-    <w:p>
-      <w:pPr>
-        <w:pStyle w:val="Standard"/>
-        <w:spacing w:line="480" w:lineRule="auto"/>
-        <w:jc w:val="both"/>
-        <w:rPr>
-          <w:rFonts w:ascii="Aptos" w:hAnsi="Aptos" w:cs="Arial"/>
-          <w:b w:val="0"/>
-          <w:bCs/>
-          <w:sz w:val="23"/>
-          <w:szCs w:val="23"/>
-          <w:lang w:val="es-UY"/>
-        </w:rPr>
-      </w:pPr>
-      <w:r>
-        <w:rPr>
-          <w:rFonts w:ascii="Aptos" w:hAnsi="Aptos" w:cs="Arial"/>
-          <w:sz w:val="23"/>
-          <w:szCs w:val="23"/>
-        </w:rPr>
-        <w:t>{clausula_compradora}</w:t>
-      </w:r>
-      <w:r>
-        <w:rPr>
-          <w:rFonts w:ascii="Aptos" w:hAnsi="Aptos" w:cs="Arial"/>
-          <w:sz w:val="23"/>
-          <w:szCs w:val="23"/>
-        </w:rPr>
-      </w:r>
-      <w:r>
-        <w:rPr>
-          <w:rFonts w:ascii="Aptos" w:hAnsi="Aptos" w:cs="Arial"/>
-          <w:sz w:val="23"/>
-          <w:szCs w:val="23"/>
-        </w:rPr>
-      </w:r>
-      <w:r>
-        <w:rPr>
-          <w:rFonts w:ascii="Aptos" w:hAnsi="Aptos" w:cs="Arial"/>
-          <w:sz w:val="23"/>
-          <w:szCs w:val="23"/>
-        </w:rPr>
-      </w:r>
-      <w:r>
-        <w:rPr>
-          <w:rFonts w:ascii="Aptos" w:hAnsi="Aptos" w:cs="Arial"/>
-          <w:sz w:val="23"/>
-          <w:szCs w:val="23"/>
-        </w:rPr>
-      </w:r>
-      <w:r>
-        <w:rPr>
-          <w:rFonts w:ascii="Aptos" w:hAnsi="Aptos" w:cs="Arial"/>
-          <w:sz w:val="23"/>
-          <w:szCs w:val="23"/>
-          <w:lang w:val="es-UY"/>
-        </w:rPr>
-      </w:r>
-      <w:r>
-        <w:rPr>
-          <w:rFonts w:ascii="Aptos" w:hAnsi="Aptos" w:cs="Arial"/>
-          <w:b w:val="0"/>
-          <w:bCs/>
-          <w:sz w:val="23"/>
-          <w:szCs w:val="23"/>
-          <w:lang w:val="es-UY"/>
-        </w:rPr>
-      </w:r>
-    </w:p>
-    <w:p>
-      <w:pPr>
-        <w:pStyle w:val="Standard"/>
-        <w:spacing w:line="480" w:lineRule="auto"/>
-        <w:jc w:val="both"/>
-        <w:rPr>
-          <w:rFonts w:ascii="Aptos" w:hAnsi="Aptos" w:cs="Arial"/>
-          <w:b w:val="0"/>
-          <w:sz w:val="23"/>
-          <w:szCs w:val="23"/>
-        </w:rPr>
-      </w:pPr>
-      <w:r>
-        <w:rPr>
-          <w:rFonts w:ascii="Aptos" w:hAnsi="Aptos" w:cs="Arial"/>
-          <w:sz w:val="23"/>
-          <w:szCs w:val="23"/>
-        </w:rPr>
-        <w:t>3. BIEN QUE SE VENDE. - La parte vendedora vende a la parte compradora y ésta adquiere, libre de toda obligación, gravamen, multas, infracciones y demás responsabilidades civiles, tributarias y penales, el siguiente bien: (auto, camión, etc): AUTOMOTOR:</w:t>
-      </w:r>
-      <w:r>
-        <w:rPr>
-          <w:rFonts w:ascii="Aptos" w:hAnsi="Aptos" w:cs="Arial"/>
-          <w:sz w:val="23"/>
-          <w:szCs w:val="23"/>
-        </w:rPr>
-      </w:r>
-      <w:r>
-        <w:rPr>
-          <w:rFonts w:ascii="Aptos" w:hAnsi="Aptos" w:cs="Arial"/>
-          <w:b w:val="0"/>
-          <w:bCs/>
-          <w:sz w:val="23"/>
-          <w:szCs w:val="23"/>
-        </w:rPr>
-      </w:r>
-      <w:r>
-        <w:rPr>
-          <w:rFonts w:ascii="Aptos" w:hAnsi="Aptos" w:cs="Arial"/>
-          <w:bCs/>
-          <w:sz w:val="23"/>
-          <w:szCs w:val="23"/>
-        </w:rPr>
-      </w:r>
-      <w:r>
-        <w:rPr>
-          <w:rFonts w:ascii="Aptos" w:hAnsi="Aptos" w:cs="Arial"/>
-          <w:b w:val="0"/>
-          <w:bCs/>
-          <w:sz w:val="23"/>
-          <w:szCs w:val="23"/>
-        </w:rPr>
-      </w:r>
+        </w:rPr>
+      </w:pPr>
       <w:proofErr w:type="spellStart"/>
-      <w:r>
-        <w:rPr>
-          <w:rFonts w:ascii="Aptos" w:hAnsi="Aptos" w:cs="Arial"/>
-          <w:b w:val="0"/>
-          <w:bCs/>
-          <w:sz w:val="23"/>
-          <w:szCs w:val="23"/>
-        </w:rPr>
-      </w:r>
       <w:proofErr w:type="spellEnd"/>
       <w:r>
         <w:rPr>
-          <w:rFonts w:ascii="Aptos" w:hAnsi="Aptos" w:cs="Arial"/>
-          <w:b w:val="0"/>
-          <w:bCs/>
-          <w:sz w:val="23"/>
-          <w:szCs w:val="23"/>
-        </w:rPr>
-      </w:r>
-      <w:r>
-        <w:rPr>
-          <w:rFonts w:ascii="Aptos" w:hAnsi="Aptos" w:cs="Arial"/>
-          <w:bCs/>
-          <w:sz w:val="23"/>
-          <w:szCs w:val="23"/>
-        </w:rPr>
+          <w:rFonts w:ascii="Aptos" w:hAnsi="Aptos"/>
+          <w:b/>
+          <w:sz w:val="23"/>
+          <w:u w:val="none"/>
+        </w:rPr>
+        <w:t xml:space="preserve">3. BIEN QUE SE VENDE. - </w:t>
+      </w:r>
+      <w:r>
+        <w:rPr>
+          <w:rFonts w:ascii="Aptos" w:hAnsi="Aptos"/>
+          <w:b w:val="0"/>
+          <w:sz w:val="23"/>
+          <w:u w:val="none"/>
+        </w:rPr>
+        <w:t xml:space="preserve">La parte vendedora vende a la parte compradora y ésta adquiere, </w:t>
+      </w:r>
+      <w:r>
+        <w:rPr>
+          <w:rFonts w:ascii="Aptos" w:hAnsi="Aptos"/>
+          <w:b/>
+          <w:sz w:val="23"/>
+          <w:u w:val="none"/>
+        </w:rPr>
+        <w:t xml:space="preserve">libre de toda obligación, gravamen, multas, infracciones y demás responsabilidades civiles, tributarias y penales, </w:t>
+      </w:r>
+      <w:r>
+        <w:rPr>
+          <w:rFonts w:ascii="Aptos" w:hAnsi="Aptos"/>
+          <w:b w:val="0"/>
+          <w:sz w:val="23"/>
+          <w:u w:val="none"/>
+        </w:rPr>
+        <w:t xml:space="preserve">el siguiente bien: (auto, camión, etc): </w:t>
+      </w:r>
+      <w:r>
+        <w:rPr>
+          <w:rFonts w:ascii="Aptos" w:hAnsi="Aptos"/>
+          <w:b/>
+          <w:sz w:val="23"/>
+          <w:u w:val="none"/>
+        </w:rPr>
+        <w:t>AUTOMOTOR:</w:t>
       </w:r>
     </w:p>
     <w:tbl>
@@ -401,7 +231,26 @@
             </w:tcMar>
           </w:tcPr>
           <w:p>
+            <w:pPr>
+              <w:pStyle w:val="Standard"/>
+              <w:widowControl w:val="0"/>
+              <w:spacing w:line="480" w:lineRule="auto"/>
+              <w:jc w:val="both"/>
+              <w:rPr>
+                <w:rFonts w:ascii="Aptos" w:hAnsi="Aptos" w:cs="Arial"/>
+                <w:b w:val="0"/>
+                <w:sz w:val="23"/>
+                <w:szCs w:val="23"/>
+              </w:rPr>
+            </w:pPr>
+            <w:bookmarkStart w:id="0" w:name="_Hlk187849374"/>
             <w:r>
+              <w:rPr>
+                <w:rFonts w:ascii="Aptos" w:hAnsi="Aptos"/>
+                <w:b w:val="0"/>
+                <w:sz w:val="23"/>
+                <w:u w:val="none"/>
+              </w:rPr>
               <w:t>TIPO: {vehicle_type}</w:t>
             </w:r>
           </w:p>
@@ -417,7 +266,25 @@
             </w:tcMar>
           </w:tcPr>
           <w:p>
+            <w:pPr>
+              <w:pStyle w:val="Standard"/>
+              <w:widowControl w:val="0"/>
+              <w:spacing w:line="480" w:lineRule="auto"/>
+              <w:jc w:val="both"/>
+              <w:rPr>
+                <w:rFonts w:ascii="Aptos" w:hAnsi="Aptos" w:cs="Arial"/>
+                <w:b w:val="0"/>
+                <w:sz w:val="23"/>
+                <w:szCs w:val="23"/>
+              </w:rPr>
+            </w:pPr>
             <w:r>
+              <w:rPr>
+                <w:rFonts w:ascii="Aptos" w:hAnsi="Aptos"/>
+                <w:b w:val="0"/>
+                <w:sz w:val="23"/>
+                <w:u w:val="none"/>
+              </w:rPr>
               <w:t>MARCA: {vehicle_brand}</w:t>
             </w:r>
           </w:p>
@@ -435,7 +302,24 @@
             </w:tcMar>
           </w:tcPr>
           <w:p>
+            <w:pPr>
+              <w:pStyle w:val="Standard"/>
+              <w:widowControl w:val="0"/>
+              <w:spacing w:line="480" w:lineRule="auto"/>
+              <w:jc w:val="both"/>
+              <w:rPr>
+                <w:rFonts w:ascii="Aptos" w:hAnsi="Aptos" w:cs="Arial"/>
+                <w:sz w:val="23"/>
+                <w:szCs w:val="23"/>
+              </w:rPr>
+            </w:pPr>
             <w:r>
+              <w:rPr>
+                <w:rFonts w:ascii="Aptos" w:hAnsi="Aptos"/>
+                <w:b w:val="0"/>
+                <w:sz w:val="23"/>
+                <w:u w:val="none"/>
+              </w:rPr>
               <w:t>MODELO: {vehicle_model}</w:t>
             </w:r>
           </w:p>
@@ -451,7 +335,25 @@
             </w:tcMar>
           </w:tcPr>
           <w:p>
+            <w:pPr>
+              <w:pStyle w:val="Standard"/>
+              <w:widowControl w:val="0"/>
+              <w:spacing w:line="480" w:lineRule="auto"/>
+              <w:jc w:val="both"/>
+              <w:rPr>
+                <w:rFonts w:ascii="Aptos" w:hAnsi="Aptos" w:cs="Arial"/>
+                <w:b w:val="0"/>
+                <w:sz w:val="23"/>
+                <w:szCs w:val="23"/>
+              </w:rPr>
+            </w:pPr>
             <w:r>
+              <w:rPr>
+                <w:rFonts w:ascii="Aptos" w:hAnsi="Aptos"/>
+                <w:b w:val="0"/>
+                <w:sz w:val="23"/>
+                <w:u w:val="none"/>
+              </w:rPr>
               <w:t>AÑO: {vehicle_year}</w:t>
             </w:r>
           </w:p>
@@ -472,7 +374,24 @@
             </w:tcMar>
           </w:tcPr>
           <w:p>
+            <w:pPr>
+              <w:pStyle w:val="Standard"/>
+              <w:widowControl w:val="0"/>
+              <w:spacing w:line="480" w:lineRule="auto"/>
+              <w:jc w:val="both"/>
+              <w:rPr>
+                <w:rFonts w:ascii="Aptos" w:hAnsi="Aptos" w:cs="Arial"/>
+                <w:sz w:val="23"/>
+                <w:szCs w:val="23"/>
+              </w:rPr>
+            </w:pPr>
             <w:r>
+              <w:rPr>
+                <w:rFonts w:ascii="Aptos" w:hAnsi="Aptos"/>
+                <w:b/>
+                <w:sz w:val="23"/>
+                <w:u w:val="none"/>
+              </w:rPr>
               <w:t>PADRON: {vehicle_padron} de {vehicle_padron_department}</w:t>
             </w:r>
           </w:p>
@@ -488,7 +407,24 @@
             </w:tcMar>
           </w:tcPr>
           <w:p>
+            <w:pPr>
+              <w:pStyle w:val="Standard"/>
+              <w:widowControl w:val="0"/>
+              <w:spacing w:line="480" w:lineRule="auto"/>
+              <w:jc w:val="both"/>
+              <w:rPr>
+                <w:rFonts w:ascii="Aptos" w:hAnsi="Aptos" w:cs="Arial"/>
+                <w:sz w:val="23"/>
+                <w:szCs w:val="23"/>
+              </w:rPr>
+            </w:pPr>
             <w:r>
+              <w:rPr>
+                <w:rFonts w:ascii="Aptos" w:hAnsi="Aptos"/>
+                <w:b/>
+                <w:sz w:val="23"/>
+                <w:u w:val="none"/>
+              </w:rPr>
               <w:t>MATRICULA: {vehicle_plate}</w:t>
             </w:r>
           </w:p>
@@ -506,7 +442,24 @@
             </w:tcMar>
           </w:tcPr>
           <w:p>
+            <w:pPr>
+              <w:pStyle w:val="Standard"/>
+              <w:widowControl w:val="0"/>
+              <w:spacing w:line="480" w:lineRule="auto"/>
+              <w:jc w:val="both"/>
+              <w:rPr>
+                <w:rFonts w:ascii="Aptos" w:hAnsi="Aptos" w:cs="Arial"/>
+                <w:sz w:val="23"/>
+                <w:szCs w:val="23"/>
+              </w:rPr>
+            </w:pPr>
             <w:r>
+              <w:rPr>
+                <w:rFonts w:ascii="Aptos" w:hAnsi="Aptos"/>
+                <w:b w:val="0"/>
+                <w:sz w:val="23"/>
+                <w:u w:val="none"/>
+              </w:rPr>
               <w:t>MOTOR: {vehicle_motor}</w:t>
             </w:r>
           </w:p>
@@ -522,7 +475,25 @@
             </w:tcMar>
           </w:tcPr>
           <w:p>
+            <w:pPr>
+              <w:pStyle w:val="Standard"/>
+              <w:widowControl w:val="0"/>
+              <w:spacing w:line="480" w:lineRule="auto"/>
+              <w:jc w:val="both"/>
+              <w:rPr>
+                <w:rFonts w:ascii="Aptos" w:hAnsi="Aptos" w:cs="Arial"/>
+                <w:b w:val="0"/>
+                <w:sz w:val="23"/>
+                <w:szCs w:val="23"/>
+              </w:rPr>
+            </w:pPr>
             <w:r>
+              <w:rPr>
+                <w:rFonts w:ascii="Aptos" w:hAnsi="Aptos"/>
+                <w:b w:val="0"/>
+                <w:sz w:val="23"/>
+                <w:u w:val="none"/>
+              </w:rPr>
               <w:t>A (combustible): {vehicle_fuel}</w:t>
             </w:r>
           </w:p>
@@ -540,7 +511,24 @@
             </w:tcMar>
           </w:tcPr>
           <w:p>
+            <w:pPr>
+              <w:pStyle w:val="Standard"/>
+              <w:widowControl w:val="0"/>
+              <w:spacing w:line="480" w:lineRule="auto"/>
+              <w:jc w:val="both"/>
+              <w:rPr>
+                <w:rFonts w:ascii="Aptos" w:hAnsi="Aptos" w:cs="Arial"/>
+                <w:sz w:val="23"/>
+                <w:szCs w:val="23"/>
+              </w:rPr>
+            </w:pPr>
             <w:r>
+              <w:rPr>
+                <w:rFonts w:ascii="Aptos" w:hAnsi="Aptos"/>
+                <w:b w:val="0"/>
+                <w:sz w:val="23"/>
+                <w:u w:val="none"/>
+              </w:rPr>
               <w:t>CHASIS: {vehicle_chassis}</w:t>
             </w:r>
           </w:p>
@@ -556,7 +544,25 @@
             </w:tcMar>
           </w:tcPr>
           <w:p>
+            <w:pPr>
+              <w:pStyle w:val="Standard"/>
+              <w:widowControl w:val="0"/>
+              <w:spacing w:line="480" w:lineRule="auto"/>
+              <w:jc w:val="both"/>
+              <w:rPr>
+                <w:rFonts w:ascii="Aptos" w:hAnsi="Aptos" w:cs="Arial"/>
+                <w:b w:val="0"/>
+                <w:sz w:val="23"/>
+                <w:szCs w:val="23"/>
+              </w:rPr>
+            </w:pPr>
             <w:r>
+              <w:rPr>
+                <w:rFonts w:ascii="Aptos" w:hAnsi="Aptos"/>
+                <w:b w:val="0"/>
+                <w:sz w:val="23"/>
+                <w:u w:val="none"/>
+              </w:rPr>
               <w:t>CILINDROS: {vehicle_cylinders}</w:t>
             </w:r>
           </w:p>
@@ -577,115 +583,45 @@
           <w:lang w:val="es-ES"/>
         </w:rPr>
       </w:pPr>
-      <w:r>
-        <w:rPr>
-          <w:rFonts w:ascii="Aptos" w:hAnsi="Aptos" w:cs="Arial"/>
-          <w:b w:val="0"/>
-          <w:sz w:val="23"/>
-          <w:szCs w:val="23"/>
-          <w:u w:val="none"/>
-          <w:lang w:val="es-ES"/>
-        </w:rPr>
-        <w:t>4. DERECHO QUE SE TRASMITE. (CUOTA PARTE).- La parte vendedora trasmite a la parte compradora: LA PROPIEDAD del vehículo a que se refiere la cláusula 3, a saber las {cuota_parte} avas partes.-</w:t>
-      </w:r>
       <w:proofErr w:type="gramStart"/>
-      <w:r>
-        <w:rPr>
-          <w:rFonts w:ascii="Aptos" w:hAnsi="Aptos" w:cs="Arial"/>
-          <w:b w:val="0"/>
-          <w:sz w:val="23"/>
-          <w:szCs w:val="23"/>
-          <w:u w:val="none"/>
-          <w:lang w:val="es-ES"/>
-        </w:rPr>
-      </w:r>
       <w:proofErr w:type="gramEnd"/>
-      <w:r>
-        <w:rPr>
-          <w:rFonts w:ascii="Aptos" w:hAnsi="Aptos" w:cs="Arial"/>
-          <w:b w:val="0"/>
-          <w:sz w:val="23"/>
-          <w:szCs w:val="23"/>
-          <w:u w:val="none"/>
-          <w:lang w:val="es-ES"/>
-        </w:rPr>
-      </w:r>
-      <w:r>
-        <w:rPr>
-          <w:rFonts w:ascii="Aptos" w:hAnsi="Aptos" w:cs="Arial"/>
-          <w:b w:val="0"/>
-          <w:bCs/>
-          <w:sz w:val="23"/>
-          <w:szCs w:val="23"/>
-          <w:u w:val="none"/>
-          <w:lang w:val="es-ES"/>
-        </w:rPr>
-      </w:r>
-      <w:r>
-        <w:rPr>
-          <w:rFonts w:ascii="Aptos" w:hAnsi="Aptos" w:cs="Arial"/>
-          <w:b w:val="0"/>
-          <w:sz w:val="23"/>
-          <w:szCs w:val="23"/>
-          <w:u w:val="none"/>
-          <w:lang w:val="es-ES"/>
-        </w:rPr>
-      </w:r>
-      <w:r>
-        <w:rPr>
-          <w:rFonts w:ascii="Aptos" w:hAnsi="Aptos" w:cs="Arial"/>
-          <w:b w:val="0"/>
-          <w:bCs/>
-          <w:sz w:val="23"/>
-          <w:szCs w:val="23"/>
-          <w:u w:val="none"/>
-          <w:lang w:val="es-ES"/>
-        </w:rPr>
-      </w:r>
-      <w:r>
-        <w:rPr>
-          <w:rFonts w:ascii="Aptos" w:hAnsi="Aptos" w:cs="Arial"/>
-          <w:b w:val="0"/>
-          <w:sz w:val="23"/>
-          <w:szCs w:val="23"/>
-          <w:u w:val="none"/>
-          <w:lang w:val="es-ES"/>
-        </w:rPr>
-      </w:r>
-      <w:r>
-        <w:rPr>
-          <w:rFonts w:ascii="Aptos" w:hAnsi="Aptos" w:cs="Arial"/>
-          <w:b w:val="0"/>
-          <w:bCs/>
-          <w:sz w:val="23"/>
-          <w:szCs w:val="23"/>
-          <w:u w:val="none"/>
-          <w:lang w:val="es-ES"/>
-        </w:rPr>
-      </w:r>
       <w:proofErr w:type="spellStart"/>
-      <w:r>
-        <w:rPr>
-          <w:rFonts w:ascii="Aptos" w:hAnsi="Aptos" w:cs="Arial"/>
-          <w:b w:val="0"/>
-          <w:bCs/>
-          <w:sz w:val="23"/>
-          <w:szCs w:val="23"/>
-          <w:u w:val="none"/>
-          <w:lang w:val="es-ES"/>
-        </w:rPr>
-      </w:r>
       <w:proofErr w:type="spellEnd"/>
       <w:r>
         <w:rPr>
-          <w:rFonts w:ascii="Aptos" w:hAnsi="Aptos" w:cs="Arial"/>
-          <w:b w:val="0"/>
-          <w:bCs/>
-          <w:sz w:val="23"/>
-          <w:szCs w:val="23"/>
-          <w:u w:val="none"/>
-          <w:lang w:val="es-ES"/>
-        </w:rPr>
+          <w:rFonts w:ascii="Aptos" w:hAnsi="Aptos"/>
+          <w:b/>
+          <w:sz w:val="23"/>
+          <w:u w:val="none"/>
+        </w:rPr>
+        <w:t xml:space="preserve">4. DERECHO QUE SE TRASMITE. (CUOTA PARTE).- </w:t>
+      </w:r>
+      <w:r>
+        <w:rPr>
+          <w:rFonts w:ascii="Aptos" w:hAnsi="Aptos"/>
+          <w:b w:val="0"/>
+          <w:sz w:val="23"/>
+          <w:u w:val="none"/>
+        </w:rPr>
+        <w:t xml:space="preserve">La parte vendedora trasmite a la parte compradora: </w:t>
+      </w:r>
+      <w:r>
+        <w:rPr>
+          <w:rFonts w:ascii="Aptos" w:hAnsi="Aptos"/>
+          <w:b/>
+          <w:sz w:val="23"/>
+          <w:u w:val="none"/>
+        </w:rPr>
+        <w:t xml:space="preserve">LA PROPIEDAD </w:t>
+      </w:r>
+      <w:r>
+        <w:rPr>
+          <w:rFonts w:ascii="Aptos" w:hAnsi="Aptos"/>
+          <w:b w:val="0"/>
+          <w:sz w:val="23"/>
+          <w:u w:val="none"/>
+        </w:rPr>
+        <w:t>del vehículo a que se refiere la cláusula 3, a saber las {cuota_parte} avas partes.-</w:t>
       </w:r>
     </w:p>
     <w:p>
@@ -701,100 +637,137 @@
           <w:szCs w:val="23"/>
         </w:rPr>
       </w:pPr>
-      <w:r>
+      <w:proofErr w:type="spellStart"/>
+      <w:proofErr w:type="spellEnd"/>
+      <w:r>
+        <w:rPr>
+          <w:rFonts w:ascii="Aptos" w:hAnsi="Aptos"/>
+          <w:b/>
+          <w:sz w:val="23"/>
+          <w:u w:val="none"/>
+        </w:rPr>
+        <w:t xml:space="preserve">5. PRECIO. - </w:t>
+      </w:r>
+      <w:r>
+        <w:rPr>
+          <w:rFonts w:ascii="Aptos" w:hAnsi="Aptos"/>
+          <w:b w:val="0"/>
+          <w:sz w:val="23"/>
+          <w:u w:val="none"/>
+        </w:rPr>
+        <w:t xml:space="preserve">El precio de esta compraventa asciende a la suma de {precio_moneda} </w:t>
+      </w:r>
+      <w:r>
+        <w:rPr>
+          <w:rFonts w:ascii="Aptos" w:hAnsi="Aptos"/>
+          <w:b/>
+          <w:sz w:val="23"/>
+          <w:u w:val="none"/>
+        </w:rPr>
+        <w:t>{precio_monto}</w:t>
+      </w:r>
+      <w:r>
+        <w:rPr>
+          <w:rFonts w:ascii="Aptos" w:hAnsi="Aptos"/>
+          <w:b w:val="0"/>
+          <w:sz w:val="23"/>
+          <w:u w:val="none"/>
+        </w:rPr>
+        <w:t>{precio_pago}</w:t>
+      </w:r>
+    </w:p>
+    <w:p>
+      <w:pPr>
+        <w:spacing w:after="0" w:line="480" w:lineRule="auto"/>
+        <w:jc w:val="both"/>
+        <w:rPr>
+          <w:rFonts w:ascii="Aptos" w:eastAsia="Times New Roman" w:hAnsi="Aptos" w:cs="Arial"/>
+          <w:b/>
+          <w:sz w:val="23"/>
+          <w:szCs w:val="23"/>
+          <w:lang w:eastAsia="es-ES"/>
+        </w:rPr>
+      </w:pPr>
+      <w:r>
+        <w:rPr>
+          <w:rFonts w:ascii="Aptos" w:hAnsi="Aptos"/>
+          <w:b/>
+          <w:sz w:val="23"/>
+          <w:u w:val="none"/>
+        </w:rPr>
+        <w:t xml:space="preserve">6. TRADICIÓN. - </w:t>
+      </w:r>
+      <w:r>
+        <w:rPr>
+          <w:rFonts w:ascii="Aptos" w:hAnsi="Aptos"/>
+          <w:b w:val="0"/>
+          <w:sz w:val="23"/>
+          <w:u w:val="none"/>
+        </w:rPr>
+        <w:t>Como tradición la parte vendedora trasmite a la parte compradora todos los derechos de propiedad y posesión que sobre el referido vehículo le corresponden, el que toma en este acto. -</w:t>
+      </w:r>
+    </w:p>
+    <w:p>
+      <w:pPr>
+        <w:pStyle w:val="Standard"/>
+        <w:spacing w:line="480" w:lineRule="auto"/>
+        <w:jc w:val="both"/>
         <w:rPr>
           <w:rFonts w:ascii="Aptos" w:hAnsi="Aptos" w:cs="Arial"/>
-          <w:sz w:val="23"/>
-          <w:szCs w:val="23"/>
-        </w:rPr>
-        <w:t>{precio_texto}</w:t>
-      </w:r>
-      <w:r>
-        <w:rPr>
-          <w:rFonts w:ascii="Aptos" w:hAnsi="Aptos" w:cs="Arial"/>
-          <w:sz w:val="23"/>
-          <w:szCs w:val="23"/>
-        </w:rPr>
-      </w:r>
-      <w:r>
-        <w:rPr>
-          <w:rFonts w:ascii="Aptos" w:hAnsi="Aptos" w:cs="Arial"/>
-          <w:b w:val="0"/>
-          <w:bCs/>
-          <w:sz w:val="23"/>
-          <w:szCs w:val="23"/>
-        </w:rPr>
-      </w:r>
-      <w:r>
-        <w:rPr>
-          <w:rFonts w:ascii="Aptos" w:hAnsi="Aptos" w:cs="Arial"/>
-          <w:b w:val="0"/>
-          <w:sz w:val="23"/>
-          <w:szCs w:val="23"/>
-        </w:rPr>
-      </w:r>
-      <w:r>
-        <w:rPr>
-          <w:rFonts w:ascii="Aptos" w:hAnsi="Aptos" w:cs="Arial"/>
-          <w:bCs/>
-          <w:sz w:val="23"/>
-          <w:szCs w:val="23"/>
-        </w:rPr>
-      </w:r>
-      <w:r>
-        <w:rPr>
-          <w:rFonts w:ascii="Aptos" w:hAnsi="Aptos" w:cs="Arial"/>
-          <w:sz w:val="23"/>
-          <w:szCs w:val="23"/>
-        </w:rPr>
-      </w:r>
-      <w:r>
-        <w:rPr>
-          <w:rFonts w:ascii="Aptos" w:hAnsi="Aptos" w:cs="Arial"/>
-          <w:sz w:val="23"/>
-          <w:szCs w:val="23"/>
-        </w:rPr>
-      </w:r>
-      <w:r>
-        <w:rPr>
-          <w:rFonts w:ascii="Aptos" w:hAnsi="Aptos" w:cs="Arial"/>
-          <w:sz w:val="23"/>
-          <w:szCs w:val="23"/>
-        </w:rPr>
-      </w:r>
-      <w:proofErr w:type="spellStart"/>
-      <w:r>
-        <w:rPr>
-          <w:rFonts w:ascii="Aptos" w:hAnsi="Aptos" w:cs="Arial"/>
-          <w:sz w:val="23"/>
-          <w:szCs w:val="23"/>
-        </w:rPr>
-      </w:r>
-      <w:proofErr w:type="spellEnd"/>
-      <w:r>
-        <w:rPr>
-          <w:rFonts w:ascii="Aptos" w:hAnsi="Aptos" w:cs="Arial"/>
-          <w:sz w:val="23"/>
-          <w:szCs w:val="23"/>
-        </w:rPr>
-      </w:r>
-      <w:r>
-        <w:rPr>
-          <w:rFonts w:ascii="Aptos" w:hAnsi="Aptos" w:cs="Arial"/>
-          <w:b w:val="0"/>
-          <w:sz w:val="23"/>
-          <w:szCs w:val="23"/>
-        </w:rPr>
-      </w:r>
-      <w:r>
-        <w:rPr>
-          <w:rFonts w:ascii="Aptos" w:hAnsi="Aptos" w:cs="Arial"/>
-          <w:b w:val="0"/>
-          <w:bCs/>
           <w:sz w:val="23"/>
           <w:szCs w:val="23"/>
           <w:lang w:val="es-UY"/>
         </w:rPr>
+      </w:pPr>
+      <w:r>
+        <w:rPr>
+          <w:rFonts w:ascii="Aptos" w:hAnsi="Aptos"/>
+          <w:b/>
+          <w:sz w:val="23"/>
+          <w:u w:val="none"/>
+        </w:rPr>
+        <w:t xml:space="preserve">7. TÍTULO ANTERIOR. – </w:t>
+      </w:r>
+      <w:r>
+        <w:rPr>
+          <w:rFonts w:ascii="Aptos" w:hAnsi="Aptos"/>
+          <w:b w:val="0"/>
+          <w:sz w:val="23"/>
+          <w:u w:val="none"/>
+        </w:rPr>
+        <w:t>Se controlará por certificación notarial.</w:t>
+      </w:r>
+    </w:p>
+    <w:p>
+      <w:pPr>
+        <w:pStyle w:val="Standard"/>
+        <w:spacing w:line="480" w:lineRule="auto"/>
+        <w:jc w:val="both"/>
+        <w:rPr>
+          <w:rFonts w:ascii="Aptos" w:hAnsi="Aptos" w:cs="Arial"/>
+          <w:sz w:val="23"/>
+          <w:szCs w:val="23"/>
+        </w:rPr>
+      </w:pPr>
+      <w:proofErr w:type="gramStart"/>
+      <w:proofErr w:type="gramEnd"/>
+      <w:r>
+        <w:rPr>
+          <w:rFonts w:ascii="Aptos" w:hAnsi="Aptos"/>
+          <w:b/>
+          <w:sz w:val="23"/>
+          <w:u w:val="none"/>
+        </w:rPr>
+        <w:t xml:space="preserve">8. DOMICILIO.- </w:t>
+      </w:r>
+      <w:r>
+        <w:rPr>
+          <w:rFonts w:ascii="Aptos" w:hAnsi="Aptos"/>
+          <w:b w:val="0"/>
+          <w:sz w:val="23"/>
+          <w:u w:val="none"/>
+        </w:rPr>
+        <w:t>Las partes fijan a los efectos de este contrato y de las actuaciones registrales que se cumplan en el Registro de Vehículos Automotores, los indicados como suyos respectivamente, en la comparecencia. -</w:t>
       </w:r>
     </w:p>
     <w:p>
@@ -803,42 +776,60 @@
         <w:jc w:val="both"/>
         <w:rPr>
           <w:rFonts w:ascii="Aptos" w:eastAsia="Times New Roman" w:hAnsi="Aptos" w:cs="Arial"/>
-          <w:b/>
+          <w:bCs/>
           <w:sz w:val="23"/>
           <w:szCs w:val="23"/>
           <w:lang w:eastAsia="es-ES"/>
         </w:rPr>
       </w:pPr>
-      <w:r>
-        <w:rPr>
-          <w:rFonts w:ascii="Aptos" w:eastAsia="Times New Roman" w:hAnsi="Aptos" w:cs="Arial"/>
-          <w:b w:val="0"/>
+      <w:proofErr w:type="gramStart"/>
+      <w:proofErr w:type="gramEnd"/>
+      <w:r>
+        <w:rPr>
+          <w:rFonts w:ascii="Aptos" w:hAnsi="Aptos"/>
+          <w:b/>
+          <w:sz w:val="23"/>
+          <w:u w:val="none"/>
+        </w:rPr>
+        <w:t xml:space="preserve">. DECLARACIONES. - </w:t>
+      </w:r>
+      <w:r>
+        <w:rPr>
+          <w:rFonts w:ascii="Aptos" w:hAnsi="Aptos"/>
+          <w:b w:val="0"/>
+          <w:sz w:val="23"/>
+          <w:u w:val="none"/>
+        </w:rPr>
+        <w:t>La parte vendedora: declara bajo juramento: {declaracion_bps} La parte adquirente: i) Conoce que es su responsabilidad verificar que número de motor y chasis coincidan con el indicado en la libreta de circulación, exonerando de responsabilidad al Escribano actuante;</w:t>
+      </w:r>
+    </w:p>
+    <w:p>
+      <w:pPr>
+        <w:spacing w:after="0" w:line="480" w:lineRule="auto"/>
+        <w:jc w:val="both"/>
+        <w:rPr>
+          <w:rFonts w:ascii="Aptos" w:hAnsi="Aptos" w:cs="Arial"/>
           <w:sz w:val="23"/>
           <w:szCs w:val="23"/>
-          <w:u w:val="none"/>
-          <w:lang w:eastAsia="es-ES"/>
-        </w:rPr>
-        <w:t>{tradicion_texto}</w:t>
-      </w:r>
-      <w:r>
-        <w:rPr>
-          <w:rFonts w:ascii="Aptos" w:eastAsia="Times New Roman" w:hAnsi="Aptos" w:cs="Arial"/>
-          <w:b w:val="0"/>
-          <w:bCs/>
-          <w:sz w:val="23"/>
-          <w:szCs w:val="23"/>
-          <w:u w:val="none"/>
-          <w:lang w:eastAsia="es-ES"/>
-        </w:rPr>
-      </w:r>
-    </w:p>
-    <w:p>
-      <w:pPr>
-        <w:pStyle w:val="Standard"/>
+        </w:rPr>
+      </w:pPr>
+      <w:r>
+        <w:rPr>
+          <w:rFonts w:ascii="Aptos" w:hAnsi="Aptos"/>
+          <w:b w:val="0"/>
+          <w:sz w:val="23"/>
+          <w:u w:val="none"/>
+        </w:rPr>
+        <w:t>{declaracion_responsabilidad_texto}</w:t>
+      </w:r>
+    </w:p>
+    <w:p>
+      <w:pPr>
         <w:spacing w:line="480" w:lineRule="auto"/>
         <w:jc w:val="both"/>
         <w:rPr>
           <w:rFonts w:ascii="Aptos" w:hAnsi="Aptos" w:cs="Arial"/>
+          <w:b/>
           <w:sz w:val="23"/>
           <w:szCs w:val="23"/>
           <w:lang w:val="es-UY"/>
@@ -846,350 +837,30 @@
       </w:pPr>
       <w:r>
         <w:rPr>
-          <w:rFonts w:ascii="Aptos" w:hAnsi="Aptos" w:cs="Arial"/>
-          <w:bCs/>
-          <w:sz w:val="23"/>
-          <w:szCs w:val="23"/>
-          <w:lang w:val="es-UY"/>
-        </w:rPr>
-        <w:t>7. TÍTULO ANTERIOR. – Se controlará por certificación notarial.</w:t>
-      </w:r>
-      <w:r>
-        <w:rPr>
-          <w:rFonts w:ascii="Aptos" w:hAnsi="Aptos" w:cs="Arial"/>
-          <w:sz w:val="23"/>
-          <w:szCs w:val="23"/>
-          <w:lang w:val="es-UY"/>
-        </w:rPr>
-      </w:r>
-      <w:r>
-        <w:rPr>
-          <w:rFonts w:ascii="Aptos" w:hAnsi="Aptos" w:cs="Arial"/>
-          <w:sz w:val="23"/>
-          <w:szCs w:val="23"/>
-          <w:lang w:val="es-UY"/>
-        </w:rPr>
-      </w:r>
-      <w:r>
-        <w:rPr>
-          <w:rFonts w:ascii="Aptos" w:hAnsi="Aptos" w:cs="Arial"/>
-          <w:sz w:val="23"/>
-          <w:szCs w:val="23"/>
-          <w:lang w:val="es-UY"/>
-        </w:rPr>
-      </w:r>
-      <w:r>
-        <w:rPr>
-          <w:rFonts w:ascii="Aptos" w:hAnsi="Aptos" w:cs="Arial"/>
-          <w:b w:val="0"/>
-          <w:sz w:val="23"/>
-          <w:szCs w:val="23"/>
-          <w:lang w:val="es-UY"/>
-        </w:rPr>
-      </w:r>
-      <w:r>
-        <w:rPr>
-          <w:rFonts w:ascii="Aptos" w:hAnsi="Aptos" w:cs="Arial"/>
-          <w:b w:val="0"/>
-          <w:sz w:val="23"/>
-          <w:szCs w:val="23"/>
-          <w:lang w:val="es-UY"/>
-        </w:rPr>
-      </w:r>
-      <w:r>
-        <w:rPr>
-          <w:rFonts w:ascii="Aptos" w:hAnsi="Aptos" w:cs="Arial"/>
-          <w:b w:val="0"/>
-          <w:sz w:val="23"/>
-          <w:szCs w:val="23"/>
-          <w:lang w:val="es-UY"/>
-        </w:rPr>
-      </w:r>
-      <w:r>
-        <w:rPr>
-          <w:rFonts w:ascii="Aptos" w:hAnsi="Aptos" w:cs="Arial"/>
-          <w:b w:val="0"/>
-          <w:sz w:val="23"/>
-          <w:szCs w:val="23"/>
-          <w:lang w:val="es-UY"/>
-        </w:rPr>
-      </w:r>
-      <w:r>
-        <w:rPr>
-          <w:rFonts w:ascii="Aptos" w:hAnsi="Aptos" w:cs="Arial"/>
-          <w:b w:val="0"/>
-          <w:sz w:val="23"/>
-          <w:szCs w:val="23"/>
-          <w:lang w:val="es-UY"/>
-        </w:rPr>
-      </w:r>
-    </w:p>
-    <w:p>
-      <w:pPr>
-        <w:pStyle w:val="Standard"/>
-        <w:spacing w:line="480" w:lineRule="auto"/>
-        <w:jc w:val="both"/>
-        <w:rPr>
-          <w:rFonts w:ascii="Aptos" w:hAnsi="Aptos" w:cs="Arial"/>
-          <w:sz w:val="23"/>
-          <w:szCs w:val="23"/>
-        </w:rPr>
-      </w:pPr>
-      <w:r>
-        <w:rPr>
-          <w:rFonts w:ascii="Aptos" w:hAnsi="Aptos" w:cs="Arial"/>
-          <w:sz w:val="23"/>
-          <w:szCs w:val="23"/>
-        </w:rPr>
-        <w:t>8. DOMICILIO.- Las partes fijan a los efectos de este contrato y de las actuaciones registrales que se cumplan en el Registro de Vehículos Automotores, los indicados como suyos respectivamente, en la comparecencia. -</w:t>
-      </w:r>
-      <w:proofErr w:type="gramStart"/>
-      <w:r>
-        <w:rPr>
-          <w:rFonts w:ascii="Aptos" w:hAnsi="Aptos" w:cs="Arial"/>
-          <w:sz w:val="23"/>
-          <w:szCs w:val="23"/>
-        </w:rPr>
-      </w:r>
-      <w:proofErr w:type="gramEnd"/>
-      <w:r>
-        <w:rPr>
-          <w:rFonts w:ascii="Aptos" w:hAnsi="Aptos" w:cs="Arial"/>
-          <w:sz w:val="23"/>
-          <w:szCs w:val="23"/>
-        </w:rPr>
-      </w:r>
-      <w:r>
-        <w:rPr>
-          <w:rFonts w:ascii="Aptos" w:hAnsi="Aptos" w:cs="Arial"/>
-          <w:b w:val="0"/>
-          <w:bCs/>
-          <w:sz w:val="23"/>
-          <w:szCs w:val="23"/>
-        </w:rPr>
-      </w:r>
-      <w:r>
-        <w:rPr>
-          <w:rFonts w:ascii="Aptos" w:hAnsi="Aptos" w:cs="Arial"/>
-          <w:b w:val="0"/>
-          <w:bCs/>
-          <w:sz w:val="23"/>
-          <w:szCs w:val="23"/>
-        </w:rPr>
-      </w:r>
-    </w:p>
-    <w:p>
-      <w:pPr>
-        <w:spacing w:after="0" w:line="480" w:lineRule="auto"/>
-        <w:jc w:val="both"/>
-        <w:rPr>
-          <w:rFonts w:ascii="Aptos" w:eastAsia="Times New Roman" w:hAnsi="Aptos" w:cs="Arial"/>
-          <w:bCs/>
-          <w:sz w:val="23"/>
-          <w:szCs w:val="23"/>
-          <w:lang w:eastAsia="es-ES"/>
-        </w:rPr>
-      </w:pPr>
-      <w:r>
-        <w:rPr>
-          <w:rFonts w:ascii="Aptos" w:eastAsia="Times New Roman" w:hAnsi="Aptos" w:cs="Arial"/>
-          <w:b w:val="0"/>
-          <w:sz w:val="23"/>
-          <w:szCs w:val="23"/>
-          <w:u w:val="none"/>
-          <w:lang w:eastAsia="es-ES"/>
-        </w:rPr>
-        <w:t>{declaracion_texto}</w:t>
-      </w:r>
-      <w:r>
-        <w:rPr>
-          <w:rFonts w:ascii="Aptos" w:eastAsia="Times New Roman" w:hAnsi="Aptos" w:cs="Arial"/>
-          <w:b w:val="0"/>
-          <w:bCs/>
-          <w:sz w:val="23"/>
-          <w:szCs w:val="23"/>
-          <w:u w:val="none"/>
-          <w:lang w:eastAsia="es-ES"/>
-        </w:rPr>
-      </w:r>
-      <w:proofErr w:type="gramStart"/>
-      <w:r>
-        <w:rPr>
-          <w:rFonts w:ascii="Aptos" w:eastAsia="Times New Roman" w:hAnsi="Aptos" w:cs="Arial"/>
-          <w:b w:val="0"/>
-          <w:bCs/>
-          <w:sz w:val="23"/>
-          <w:szCs w:val="23"/>
-          <w:u w:val="none"/>
-          <w:lang w:eastAsia="es-ES"/>
-        </w:rPr>
-      </w:r>
-      <w:proofErr w:type="gramEnd"/>
-      <w:r>
-        <w:rPr>
-          <w:rFonts w:ascii="Aptos" w:eastAsia="Times New Roman" w:hAnsi="Aptos" w:cs="Arial"/>
-          <w:b w:val="0"/>
-          <w:bCs/>
-          <w:sz w:val="23"/>
-          <w:szCs w:val="23"/>
-          <w:u w:val="none"/>
-          <w:lang w:eastAsia="es-ES"/>
-        </w:rPr>
-      </w:r>
-    </w:p>
-    <w:p>
-      <w:pPr>
-        <w:spacing w:after="0" w:line="480" w:lineRule="auto"/>
-        <w:jc w:val="both"/>
-        <w:rPr>
-          <w:rFonts w:ascii="Aptos" w:hAnsi="Aptos" w:cs="Arial"/>
-          <w:sz w:val="23"/>
-          <w:szCs w:val="23"/>
-        </w:rPr>
-      </w:pPr>
-      <w:r>
-        <w:rPr>
-          <w:rFonts w:ascii="Aptos" w:hAnsi="Aptos" w:cs="Arial"/>
-          <w:sz w:val="23"/>
-          <w:szCs w:val="23"/>
-        </w:rPr>
-        <w:t>{declaracion_responsabilidad_texto}</w:t>
-      </w:r>
-      <w:r>
-        <w:rPr>
-          <w:rFonts w:ascii="Aptos" w:hAnsi="Aptos" w:cs="Arial"/>
-          <w:bCs/>
-          <w:sz w:val="23"/>
-          <w:szCs w:val="23"/>
-        </w:rPr>
-      </w:r>
-      <w:r>
-        <w:rPr>
-          <w:rFonts w:ascii="Aptos" w:hAnsi="Aptos" w:cs="Arial"/>
-          <w:sz w:val="23"/>
-          <w:szCs w:val="23"/>
-        </w:rPr>
-      </w:r>
-      <w:r>
-        <w:rPr>
-          <w:rFonts w:ascii="Aptos" w:hAnsi="Aptos" w:cs="Arial"/>
-          <w:bCs/>
-          <w:sz w:val="23"/>
-          <w:szCs w:val="23"/>
-        </w:rPr>
-      </w:r>
-      <w:r>
-        <w:rPr>
-          <w:rFonts w:ascii="Aptos" w:hAnsi="Aptos" w:cs="Arial"/>
-          <w:sz w:val="23"/>
-          <w:szCs w:val="23"/>
-        </w:rPr>
-      </w:r>
-    </w:p>
-    <w:p>
-      <w:pPr>
-        <w:spacing w:line="480" w:lineRule="auto"/>
-        <w:jc w:val="both"/>
-        <w:rPr>
-          <w:rFonts w:ascii="Aptos" w:hAnsi="Aptos" w:cs="Arial"/>
-          <w:b/>
-          <w:sz w:val="23"/>
-          <w:szCs w:val="23"/>
-          <w:lang w:val="es-UY"/>
-        </w:rPr>
-      </w:pPr>
-      <w:r>
-        <w:rPr>
-          <w:rFonts w:ascii="Aptos" w:eastAsia="Times New Roman" w:hAnsi="Aptos" w:cs="Arial"/>
-          <w:b w:val="0"/>
-          <w:sz w:val="23"/>
-          <w:szCs w:val="23"/>
-          <w:u w:val="none"/>
-          <w:lang w:eastAsia="es-ES"/>
-        </w:rPr>
-        <w:t>{solicitud_intervencion_texto}</w:t>
-      </w:r>
-      <w:r>
-        <w:rPr>
-          <w:rFonts w:ascii="Aptos" w:eastAsia="Times New Roman" w:hAnsi="Aptos" w:cs="Arial"/>
-          <w:b w:val="0"/>
-          <w:bCs/>
-          <w:sz w:val="23"/>
-          <w:szCs w:val="23"/>
-          <w:u w:val="none"/>
-          <w:lang w:eastAsia="es-ES"/>
-        </w:rPr>
-      </w:r>
-      <w:r>
-        <w:rPr>
-          <w:rFonts w:ascii="Aptos" w:eastAsia="Times New Roman" w:hAnsi="Aptos" w:cs="Arial"/>
-          <w:b w:val="0"/>
-          <w:bCs/>
-          <w:sz w:val="23"/>
-          <w:szCs w:val="23"/>
-          <w:u w:val="none"/>
-          <w:lang w:eastAsia="es-ES"/>
-        </w:rPr>
-      </w:r>
-      <w:r>
-        <w:rPr>
-          <w:rFonts w:ascii="Aptos" w:eastAsia="Times New Roman" w:hAnsi="Aptos" w:cs="Arial"/>
-          <w:b w:val="0"/>
-          <w:sz w:val="23"/>
-          <w:szCs w:val="23"/>
-          <w:u w:val="none"/>
-          <w:lang w:eastAsia="es-ES"/>
-        </w:rPr>
-      </w:r>
-      <w:r>
-        <w:rPr>
-          <w:rFonts w:ascii="Aptos" w:hAnsi="Aptos" w:cs="Arial"/>
-          <w:b w:val="0"/>
-          <w:sz w:val="23"/>
-          <w:szCs w:val="23"/>
-          <w:u w:val="none"/>
-          <w:lang w:val="es-ES_tradnl"/>
-        </w:rPr>
-      </w:r>
-      <w:r>
-        <w:rPr>
-          <w:rFonts w:ascii="Aptos" w:hAnsi="Aptos" w:cs="Arial"/>
-          <w:b w:val="0"/>
-          <w:sz w:val="23"/>
-          <w:szCs w:val="23"/>
-          <w:u w:val="none"/>
-          <w:lang w:val="es-ES_tradnl"/>
-        </w:rPr>
-      </w:r>
-      <w:r>
-        <w:rPr>
-          <w:rFonts w:ascii="Aptos" w:hAnsi="Aptos"/>
-          <w:b w:val="0"/>
-          <w:sz w:val="25"/>
-          <w:szCs w:val="25"/>
-          <w:u w:val="none"/>
-          <w:lang w:val="es-ES_tradnl" w:eastAsia="es-ES_tradnl"/>
-        </w:rPr>
-      </w:r>
-      <w:r>
-        <w:rPr>
-          <w:rFonts w:ascii="Aptos" w:hAnsi="Aptos" w:cs="Arial"/>
-          <w:b w:val="0"/>
-          <w:sz w:val="23"/>
-          <w:szCs w:val="23"/>
-          <w:u w:val="none"/>
-          <w:lang w:val="es-UY"/>
-        </w:rPr>
-      </w:r>
-      <w:r>
-        <w:rPr>
-          <w:rFonts w:ascii="Aptos" w:hAnsi="Aptos" w:cs="Arial"/>
-          <w:b w:val="0"/>
-          <w:sz w:val="23"/>
-          <w:szCs w:val="23"/>
-          <w:u w:val="none"/>
-          <w:lang w:val="es-UY"/>
-        </w:rPr>
+          <w:rFonts w:ascii="Aptos" w:hAnsi="Aptos"/>
+          <w:b/>
+          <w:sz w:val="23"/>
+          <w:u w:val="none"/>
+        </w:rPr>
+        <w:t xml:space="preserve">10. SOLICITUD DE INTERVENCIÓN NOTARIAL. - </w:t>
+      </w:r>
+      <w:r>
+        <w:rPr>
+          <w:rFonts w:ascii="Aptos" w:hAnsi="Aptos"/>
+          <w:b w:val="0"/>
+          <w:sz w:val="23"/>
+          <w:u w:val="none"/>
+        </w:rPr>
+        <w:t xml:space="preserve">Las partes solicitan al Escribano {notary_name}, que certifique el otorgamiento y suscripción de este contrato. - De conformidad las partes suscriben el mismo escrito en el lugar y fecha indicados ut supra. </w:t>
+      </w:r>
+      <w:r>
+        <w:rPr>
+          <w:rFonts w:ascii="Aptos" w:hAnsi="Aptos"/>
+          <w:b/>
+          <w:sz w:val="23"/>
+          <w:u w:val="none"/>
+        </w:rPr>
+        <w:t>{firmas_texto}</w:t>
       </w:r>
     </w:p>
     <w:p>
@@ -1205,538 +876,76 @@
           <w:lang w:val="es-ES_tradnl" w:eastAsia="es-ES_tradnl"/>
         </w:rPr>
       </w:pPr>
-      <w:r>
-        <w:rPr>
-          <w:rFonts w:ascii="Aptos" w:hAnsi="Aptos"/>
-          <w:b w:val="0"/>
-          <w:bCs/>
+      <w:bookmarkStart w:id="1" w:name="_Hlk202608740"/>
+      <w:bookmarkEnd w:id="1"/>
+      <w:proofErr w:type="spellStart"/>
+      <w:proofErr w:type="spellEnd"/>
+      <w:proofErr w:type="spellStart"/>
+      <w:proofErr w:type="spellEnd"/>
+      <w:proofErr w:type="spellStart"/>
+      <w:proofErr w:type="spellEnd"/>
+      <w:r>
+        <w:rPr>
+          <w:rFonts w:ascii="Aptos" w:hAnsi="Aptos"/>
+          <w:b/>
           <w:sz w:val="25"/>
-          <w:szCs w:val="25"/>
-          <w:u w:val="none"/>
-          <w:lang w:val="es-ES_tradnl" w:eastAsia="es-ES_tradnl"/>
-        </w:rPr>
-        <w:t>{certifico_que}</w:t>
+          <w:u w:val="single"/>
+        </w:rPr>
+        <w:t xml:space="preserve">CERTIFICO QUE: </w:t>
       </w:r>
       <w:r>
         <w:rPr>
           <w:rFonts w:ascii="Aptos" w:hAnsi="Aptos"/>
           <w:b w:val="0"/>
           <w:sz w:val="25"/>
-          <w:szCs w:val="25"/>
-          <w:u w:val="none"/>
-          <w:lang w:val="es-ES_tradnl" w:eastAsia="es-ES_tradnl"/>
-        </w:rPr>
-      </w:r>
-      <w:r>
-        <w:rPr>
-          <w:rFonts w:ascii="Aptos" w:hAnsi="Aptos"/>
-          <w:b w:val="0"/>
+          <w:u w:val="none"/>
+        </w:rPr>
+        <w:t xml:space="preserve">I) Las firmas que anteceden son auténticas, fueron puestas en mi presencia y pertenecen a personas hábiles que no conozco, pero acreditaron su identidad con los documentos respectivos señores </w:t>
+      </w:r>
+      <w:r>
+        <w:rPr>
+          <w:rFonts w:ascii="Aptos" w:hAnsi="Aptos"/>
+          <w:b/>
           <w:sz w:val="25"/>
-          <w:szCs w:val="25"/>
-          <w:u w:val="none"/>
-          <w:lang w:val="es-ES_tradnl" w:eastAsia="es-ES_tradnl"/>
-        </w:rPr>
+          <w:u w:val="none"/>
+        </w:rPr>
+        <w:t>{certifico_nombres}</w:t>
       </w:r>
       <w:r>
         <w:rPr>
           <w:rFonts w:ascii="Aptos" w:hAnsi="Aptos"/>
           <w:b w:val="0"/>
           <w:sz w:val="25"/>
-          <w:szCs w:val="25"/>
-          <w:u w:val="none"/>
-          <w:lang w:val="es-ES_tradnl" w:eastAsia="es-ES_tradnl"/>
-        </w:rPr>
-      </w:r>
-      <w:bookmarkStart w:id="1" w:name="_Hlk202608740"/>
-      <w:r>
-        <w:rPr>
-          <w:rFonts w:ascii="Aptos" w:hAnsi="Aptos" w:cs="Arial"/>
-          <w:b w:val="0"/>
-          <w:bCs/>
+          <w:u w:val="none"/>
+        </w:rPr>
+        <w:t>{certifico_cedulas_texto}{certifico_secciones}</w:t>
+      </w:r>
+      <w:r>
+        <w:rPr>
+          <w:rFonts w:ascii="Aptos" w:hAnsi="Aptos"/>
+          <w:b/>
           <w:sz w:val="25"/>
-          <w:szCs w:val="25"/>
-          <w:u w:val="none"/>
-          <w:lang w:val="es-ES_tradnl"/>
-        </w:rPr>
-      </w:r>
-      <w:r>
-        <w:rPr>
-          <w:rFonts w:ascii="Aptos" w:hAnsi="Aptos" w:cs="Arial"/>
-          <w:b w:val="0"/>
-          <w:bCs/>
+          <w:u w:val="none"/>
+        </w:rPr>
+        <w:t xml:space="preserve"> EN FE DE ELLO </w:t>
+      </w:r>
+      <w:r>
+        <w:rPr>
+          <w:rFonts w:ascii="Aptos" w:hAnsi="Aptos"/>
+          <w:b w:val="0"/>
           <w:sz w:val="25"/>
-          <w:szCs w:val="25"/>
-          <w:u w:val="none"/>
-          <w:lang w:val="es-ES_tradnl"/>
-        </w:rPr>
-      </w:r>
-      <w:r>
-        <w:rPr>
-          <w:rFonts w:ascii="Aptos" w:hAnsi="Aptos" w:cs="Arial"/>
-          <w:b w:val="0"/>
-          <w:bCs/>
+          <w:u w:val="none"/>
+        </w:rPr>
+        <w:t xml:space="preserve">a solicitud de la parte interesada y para su presentación ante quien corresponda expido el presente que sello, signo y firmo en {ciudad} el día {fecha_letras}. </w:t>
+      </w:r>
+      <w:r>
+        <w:rPr>
+          <w:rFonts w:ascii="Aptos" w:hAnsi="Aptos"/>
+          <w:b/>
           <w:sz w:val="25"/>
-          <w:szCs w:val="25"/>
-          <w:u w:val="none"/>
-          <w:lang w:val="es-UY"/>
-        </w:rPr>
-      </w:r>
-      <w:r>
-        <w:rPr>
-          <w:rFonts w:ascii="Aptos" w:hAnsi="Aptos" w:cs="Arial"/>
-          <w:b w:val="0"/>
-          <w:bCs/>
-          <w:sz w:val="25"/>
-          <w:szCs w:val="25"/>
-          <w:u w:val="none"/>
-          <w:lang w:val="es-ES_tradnl"/>
-        </w:rPr>
-      </w:r>
-      <w:r>
-        <w:rPr>
-          <w:rFonts w:ascii="Aptos" w:hAnsi="Aptos" w:cs="Arial"/>
-          <w:b w:val="0"/>
-          <w:sz w:val="25"/>
-          <w:szCs w:val="25"/>
-          <w:u w:val="none"/>
-          <w:lang w:val="es-ES_tradnl"/>
-        </w:rPr>
-      </w:r>
-      <w:r>
-        <w:rPr>
-          <w:rFonts w:ascii="Aptos" w:hAnsi="Aptos" w:cs="Arial"/>
-          <w:b w:val="0"/>
-          <w:sz w:val="25"/>
-          <w:szCs w:val="25"/>
-          <w:u w:val="none"/>
-          <w:lang w:val="es-ES_tradnl"/>
-        </w:rPr>
-      </w:r>
-      <w:r>
-        <w:rPr>
-          <w:rFonts w:ascii="Aptos" w:hAnsi="Aptos" w:cs="Arial"/>
-          <w:b w:val="0"/>
-          <w:sz w:val="25"/>
-          <w:szCs w:val="25"/>
-          <w:u w:val="none"/>
-          <w:lang w:val="es-ES_tradnl"/>
-        </w:rPr>
-      </w:r>
-      <w:r>
-        <w:rPr>
-          <w:rFonts w:ascii="Aptos" w:hAnsi="Aptos" w:cs="Arial"/>
-          <w:b w:val="0"/>
-          <w:sz w:val="25"/>
-          <w:szCs w:val="25"/>
-          <w:u w:val="none"/>
-          <w:lang w:val="es-ES_tradnl"/>
-        </w:rPr>
-      </w:r>
-      <w:r>
-        <w:rPr>
-          <w:rFonts w:ascii="Aptos" w:hAnsi="Aptos" w:cs="Arial"/>
-          <w:b w:val="0"/>
-          <w:bCs/>
-          <w:sz w:val="25"/>
-          <w:szCs w:val="25"/>
-          <w:u w:val="none"/>
-          <w:lang w:val="es-UY"/>
-        </w:rPr>
-      </w:r>
-      <w:r>
-        <w:rPr>
-          <w:rFonts w:ascii="Aptos" w:hAnsi="Aptos" w:cs="Arial"/>
-          <w:b w:val="0"/>
-          <w:sz w:val="25"/>
-          <w:szCs w:val="25"/>
-          <w:u w:val="none"/>
-          <w:lang w:val="es-ES_tradnl"/>
-        </w:rPr>
-      </w:r>
-      <w:bookmarkEnd w:id="1"/>
-      <w:r>
-        <w:rPr>
-          <w:rFonts w:ascii="Aptos" w:hAnsi="Aptos"/>
-          <w:b w:val="0"/>
-          <w:sz w:val="25"/>
-          <w:szCs w:val="25"/>
-          <w:u w:val="none"/>
-          <w:lang w:eastAsia="es-ES_tradnl"/>
-        </w:rPr>
-      </w:r>
-      <w:r>
-        <w:rPr>
-          <w:rFonts w:ascii="Aptos" w:hAnsi="Aptos"/>
-          <w:b w:val="0"/>
-          <w:sz w:val="25"/>
-          <w:szCs w:val="25"/>
-          <w:u w:val="none"/>
-          <w:lang w:val="es-ES_tradnl" w:eastAsia="es-ES_tradnl"/>
-        </w:rPr>
-      </w:r>
-      <w:r>
-        <w:rPr>
-          <w:rFonts w:ascii="Aptos" w:hAnsi="Aptos"/>
-          <w:b w:val="0"/>
-          <w:sz w:val="25"/>
-          <w:szCs w:val="25"/>
-          <w:u w:val="none"/>
-          <w:lang w:val="es-ES_tradnl" w:eastAsia="es-ES_tradnl"/>
-        </w:rPr>
-      </w:r>
-      <w:r>
-        <w:rPr>
-          <w:rFonts w:ascii="Aptos" w:hAnsi="Aptos"/>
-          <w:b w:val="0"/>
-          <w:sz w:val="25"/>
-          <w:szCs w:val="25"/>
-          <w:u w:val="none"/>
-          <w:lang w:val="es-ES_tradnl" w:eastAsia="es-ES_tradnl"/>
-        </w:rPr>
-      </w:r>
-      <w:r>
-        <w:rPr>
-          <w:rFonts w:ascii="Aptos" w:hAnsi="Aptos"/>
-          <w:b w:val="0"/>
-          <w:bCs/>
-          <w:sz w:val="25"/>
-          <w:szCs w:val="25"/>
-          <w:u w:val="none"/>
-          <w:lang w:eastAsia="es-ES_tradnl"/>
-        </w:rPr>
-      </w:r>
-      <w:proofErr w:type="spellStart"/>
-      <w:r>
-        <w:rPr>
-          <w:rFonts w:ascii="Aptos" w:hAnsi="Aptos"/>
-          <w:b w:val="0"/>
-          <w:bCs/>
-          <w:sz w:val="25"/>
-          <w:szCs w:val="25"/>
-          <w:u w:val="none"/>
-          <w:lang w:eastAsia="es-ES_tradnl"/>
-        </w:rPr>
-      </w:r>
-      <w:proofErr w:type="spellEnd"/>
-      <w:r>
-        <w:rPr>
-          <w:rFonts w:ascii="Aptos" w:hAnsi="Aptos"/>
-          <w:b w:val="0"/>
-          <w:bCs/>
-          <w:sz w:val="25"/>
-          <w:szCs w:val="25"/>
-          <w:u w:val="none"/>
-          <w:lang w:eastAsia="es-ES_tradnl"/>
-        </w:rPr>
-      </w:r>
-      <w:r>
-        <w:rPr>
-          <w:rFonts w:ascii="Aptos" w:hAnsi="Aptos"/>
-          <w:b w:val="0"/>
-          <w:sz w:val="25"/>
-          <w:szCs w:val="25"/>
-          <w:u w:val="none"/>
-          <w:lang w:val="es-ES_tradnl" w:eastAsia="es-ES_tradnl"/>
-        </w:rPr>
-      </w:r>
-      <w:r>
-        <w:rPr>
-          <w:rFonts w:ascii="Aptos" w:hAnsi="Aptos" w:cs="Arial"/>
-          <w:b w:val="0"/>
-          <w:sz w:val="25"/>
-          <w:szCs w:val="25"/>
-          <w:u w:val="none"/>
-        </w:rPr>
-      </w:r>
-      <w:r>
-        <w:rPr>
-          <w:rFonts w:ascii="Aptos" w:hAnsi="Aptos" w:cs="Arial"/>
-          <w:b w:val="0"/>
-          <w:sz w:val="25"/>
-          <w:szCs w:val="25"/>
-          <w:u w:val="none"/>
-        </w:rPr>
-      </w:r>
-      <w:r>
-        <w:rPr>
-          <w:rFonts w:ascii="Aptos" w:hAnsi="Aptos" w:cs="Arial"/>
-          <w:b w:val="0"/>
-          <w:sz w:val="25"/>
-          <w:szCs w:val="25"/>
-          <w:u w:val="none"/>
-        </w:rPr>
-      </w:r>
-      <w:r>
-        <w:rPr>
-          <w:rFonts w:ascii="Aptos" w:hAnsi="Aptos" w:cs="Arial"/>
-          <w:b w:val="0"/>
-          <w:sz w:val="25"/>
-          <w:szCs w:val="25"/>
-          <w:u w:val="none"/>
-        </w:rPr>
-      </w:r>
-      <w:r>
-        <w:rPr>
-          <w:rFonts w:ascii="Aptos" w:hAnsi="Aptos" w:cs="Arial"/>
-          <w:b w:val="0"/>
-          <w:sz w:val="25"/>
-          <w:szCs w:val="25"/>
-          <w:u w:val="none"/>
-        </w:rPr>
-      </w:r>
-      <w:r>
-        <w:rPr>
-          <w:rFonts w:ascii="Aptos" w:hAnsi="Aptos" w:cs="Arial"/>
-          <w:b w:val="0"/>
-          <w:sz w:val="25"/>
-          <w:szCs w:val="25"/>
-          <w:u w:val="none"/>
-        </w:rPr>
-      </w:r>
-      <w:r>
-        <w:rPr>
-          <w:rFonts w:ascii="Aptos" w:hAnsi="Aptos" w:cs="Arial"/>
-          <w:b w:val="0"/>
-          <w:sz w:val="25"/>
-          <w:szCs w:val="25"/>
-          <w:u w:val="none"/>
-        </w:rPr>
-      </w:r>
-      <w:r>
-        <w:rPr>
-          <w:rFonts w:ascii="Aptos" w:hAnsi="Aptos" w:cs="Arial"/>
-          <w:b w:val="0"/>
-          <w:sz w:val="25"/>
-          <w:szCs w:val="25"/>
-          <w:u w:val="none"/>
-        </w:rPr>
-      </w:r>
-      <w:r>
-        <w:rPr>
-          <w:rFonts w:ascii="Aptos" w:hAnsi="Aptos" w:cs="Arial"/>
-          <w:b w:val="0"/>
-          <w:sz w:val="25"/>
-          <w:szCs w:val="25"/>
-          <w:u w:val="none"/>
-        </w:rPr>
-      </w:r>
-      <w:r>
-        <w:rPr>
-          <w:rFonts w:ascii="Aptos" w:hAnsi="Aptos" w:cs="Arial"/>
-          <w:b w:val="0"/>
-          <w:sz w:val="25"/>
-          <w:szCs w:val="25"/>
-          <w:u w:val="none"/>
-        </w:rPr>
-      </w:r>
-      <w:r>
-        <w:rPr>
-          <w:rFonts w:ascii="Aptos" w:hAnsi="Aptos" w:cs="Arial"/>
-          <w:b w:val="0"/>
-          <w:sz w:val="25"/>
-          <w:szCs w:val="25"/>
-          <w:u w:val="none"/>
-        </w:rPr>
-      </w:r>
-      <w:r>
-        <w:rPr>
-          <w:rFonts w:ascii="Aptos" w:hAnsi="Aptos" w:cs="Arial"/>
-          <w:b w:val="0"/>
-          <w:sz w:val="25"/>
-          <w:szCs w:val="25"/>
-          <w:u w:val="none"/>
-        </w:rPr>
-      </w:r>
-      <w:r>
-        <w:rPr>
-          <w:rFonts w:ascii="Aptos" w:hAnsi="Aptos"/>
-          <w:b w:val="0"/>
-          <w:sz w:val="25"/>
-          <w:szCs w:val="25"/>
-          <w:u w:val="none"/>
-          <w:lang w:val="es-ES_tradnl" w:eastAsia="es-ES_tradnl"/>
-        </w:rPr>
-      </w:r>
-      <w:r>
-        <w:rPr>
-          <w:rFonts w:ascii="Aptos" w:hAnsi="Aptos"/>
-          <w:b w:val="0"/>
-          <w:bCs/>
-          <w:sz w:val="25"/>
-          <w:szCs w:val="25"/>
-          <w:u w:val="none"/>
-          <w:lang w:val="es-UY" w:eastAsia="es-ES_tradnl"/>
-        </w:rPr>
-      </w:r>
-      <w:r>
-        <w:rPr>
-          <w:rFonts w:ascii="Aptos" w:hAnsi="Aptos"/>
-          <w:b w:val="0"/>
-          <w:bCs/>
-          <w:sz w:val="25"/>
-          <w:szCs w:val="25"/>
-          <w:u w:val="none"/>
-          <w:lang w:val="es-UY" w:eastAsia="es-ES_tradnl"/>
-        </w:rPr>
-      </w:r>
-      <w:r>
-        <w:rPr>
-          <w:rFonts w:ascii="Aptos" w:hAnsi="Aptos"/>
-          <w:b w:val="0"/>
-          <w:bCs/>
-          <w:sz w:val="25"/>
-          <w:szCs w:val="25"/>
-          <w:u w:val="none"/>
-          <w:lang w:val="es-UY" w:eastAsia="es-ES_tradnl"/>
-        </w:rPr>
-      </w:r>
-      <w:r>
-        <w:rPr>
-          <w:rFonts w:ascii="Aptos" w:hAnsi="Aptos"/>
-          <w:b w:val="0"/>
-          <w:bCs/>
-          <w:sz w:val="25"/>
-          <w:szCs w:val="25"/>
-          <w:u w:val="none"/>
-          <w:lang w:val="es-UY" w:eastAsia="es-ES_tradnl"/>
-        </w:rPr>
-      </w:r>
-      <w:r>
-        <w:rPr>
-          <w:rFonts w:ascii="Aptos" w:hAnsi="Aptos"/>
-          <w:b w:val="0"/>
-          <w:bCs/>
-          <w:sz w:val="25"/>
-          <w:szCs w:val="25"/>
-          <w:u w:val="none"/>
-          <w:lang w:val="es-UY" w:eastAsia="es-ES_tradnl"/>
-        </w:rPr>
-      </w:r>
-      <w:r>
-        <w:rPr>
-          <w:rFonts w:ascii="Aptos" w:hAnsi="Aptos" w:cs="Arial"/>
-          <w:b w:val="0"/>
-          <w:sz w:val="25"/>
-          <w:szCs w:val="25"/>
-          <w:u w:val="none"/>
-          <w:lang w:val="es-UY"/>
-        </w:rPr>
-      </w:r>
-      <w:r>
-        <w:rPr>
-          <w:rFonts w:ascii="Aptos" w:hAnsi="Aptos"/>
-          <w:b w:val="0"/>
-          <w:sz w:val="25"/>
-          <w:szCs w:val="25"/>
-          <w:u w:val="none"/>
-          <w:lang w:eastAsia="es-ES_tradnl"/>
-        </w:rPr>
-      </w:r>
-      <w:r>
-        <w:rPr>
-          <w:rFonts w:ascii="Aptos" w:hAnsi="Aptos"/>
-          <w:b w:val="0"/>
-          <w:sz w:val="25"/>
-          <w:szCs w:val="25"/>
-          <w:u w:val="none"/>
-          <w:lang w:val="es-ES_tradnl" w:eastAsia="es-ES_tradnl"/>
-        </w:rPr>
-      </w:r>
-      <w:proofErr w:type="spellStart"/>
-      <w:r>
-        <w:rPr>
-          <w:rFonts w:ascii="Aptos" w:hAnsi="Aptos"/>
-          <w:b w:val="0"/>
-          <w:sz w:val="25"/>
-          <w:szCs w:val="25"/>
-          <w:u w:val="none"/>
-          <w:lang w:val="es-ES_tradnl" w:eastAsia="es-ES_tradnl"/>
-        </w:rPr>
-      </w:r>
-      <w:proofErr w:type="spellEnd"/>
-      <w:r>
-        <w:rPr>
-          <w:rFonts w:ascii="Aptos" w:hAnsi="Aptos"/>
-          <w:b w:val="0"/>
-          <w:sz w:val="25"/>
-          <w:szCs w:val="25"/>
-          <w:u w:val="none"/>
-          <w:lang w:val="es-ES_tradnl" w:eastAsia="es-ES_tradnl"/>
-        </w:rPr>
-      </w:r>
-      <w:proofErr w:type="spellStart"/>
-      <w:r>
-        <w:rPr>
-          <w:rFonts w:ascii="Aptos" w:hAnsi="Aptos"/>
-          <w:b w:val="0"/>
-          <w:sz w:val="25"/>
-          <w:szCs w:val="25"/>
-          <w:u w:val="none"/>
-          <w:lang w:val="es-ES_tradnl" w:eastAsia="es-ES_tradnl"/>
-        </w:rPr>
-      </w:r>
-      <w:proofErr w:type="spellEnd"/>
-      <w:r>
-        <w:rPr>
-          <w:rFonts w:ascii="Aptos" w:hAnsi="Aptos"/>
-          <w:b w:val="0"/>
-          <w:sz w:val="25"/>
-          <w:szCs w:val="25"/>
-          <w:u w:val="none"/>
-          <w:lang w:val="es-ES_tradnl" w:eastAsia="es-ES_tradnl"/>
-        </w:rPr>
-      </w:r>
-      <w:r>
-        <w:rPr>
-          <w:rFonts w:ascii="Aptos" w:hAnsi="Aptos"/>
-          <w:b w:val="0"/>
-          <w:bCs/>
-          <w:sz w:val="25"/>
-          <w:szCs w:val="25"/>
-          <w:u w:val="none"/>
-          <w:lang w:val="es-ES_tradnl" w:eastAsia="es-ES_tradnl"/>
-        </w:rPr>
-      </w:r>
-      <w:r>
-        <w:rPr>
-          <w:rFonts w:ascii="Aptos" w:hAnsi="Aptos"/>
-          <w:b w:val="0"/>
-          <w:sz w:val="25"/>
-          <w:szCs w:val="25"/>
-          <w:u w:val="none"/>
-          <w:lang w:val="es-ES_tradnl" w:eastAsia="es-ES_tradnl"/>
-        </w:rPr>
-      </w:r>
-      <w:r>
-        <w:rPr>
-          <w:rFonts w:ascii="Aptos" w:hAnsi="Aptos"/>
-          <w:b w:val="0"/>
-          <w:sz w:val="25"/>
-          <w:szCs w:val="25"/>
-          <w:u w:val="none"/>
-          <w:lang w:val="es-ES_tradnl" w:eastAsia="es-ES_tradnl"/>
-        </w:rPr>
-      </w:r>
-      <w:r>
-        <w:rPr>
-          <w:rFonts w:ascii="Aptos" w:hAnsi="Aptos"/>
-          <w:b w:val="0"/>
-          <w:sz w:val="25"/>
-          <w:szCs w:val="25"/>
-          <w:u w:val="none"/>
-          <w:lang w:val="es-ES_tradnl" w:eastAsia="es-ES_tradnl"/>
-        </w:rPr>
-      </w:r>
-      <w:r>
-        <w:rPr>
-          <w:rFonts w:ascii="Aptos" w:hAnsi="Aptos"/>
-          <w:b w:val="0"/>
-          <w:bCs/>
-          <w:sz w:val="25"/>
-          <w:szCs w:val="25"/>
-          <w:u w:val="none"/>
-          <w:lang w:val="es-ES_tradnl" w:eastAsia="es-ES_tradnl"/>
-        </w:rPr>
+          <w:u w:val="none"/>
+        </w:rPr>
+        <w:t>{notary_firma}</w:t>
       </w:r>
     </w:p>
     <w:p>
@@ -1753,287 +962,62 @@
         </w:rPr>
       </w:pPr>
       <w:proofErr w:type="spellStart"/>
-      <w:r>
-        <w:rPr>
-          <w:rFonts w:ascii="Aptos" w:eastAsia="Times New Roman" w:hAnsi="Aptos"/>
-          <w:b w:val="0"/>
-          <w:iCs/>
+      <w:proofErr w:type="spellEnd"/>
+      <w:proofErr w:type="spellStart"/>
+      <w:proofErr w:type="spellEnd"/>
+      <w:r>
+        <w:rPr>
+          <w:rFonts w:ascii="Aptos" w:hAnsi="Aptos"/>
+          <w:b/>
           <w:sz w:val="25"/>
-          <w:szCs w:val="25"/>
-          <w:u w:val="none"/>
-          <w:lang w:val="es-ES_tradnl" w:eastAsia="es-ES_tradnl"/>
-        </w:rPr>
-        <w:t>{protocolizacion_texto}</w:t>
-      </w:r>
-      <w:proofErr w:type="spellEnd"/>
-      <w:r>
-        <w:rPr>
-          <w:rFonts w:ascii="Aptos" w:eastAsia="Times New Roman" w:hAnsi="Aptos"/>
-          <w:b w:val="0"/>
-          <w:iCs/>
+          <w:u w:val="single"/>
+        </w:rPr>
+        <w:t xml:space="preserve">Nº {matriz_numero} Protocolización Preceptiva De Compraventa Automotor. </w:t>
+      </w:r>
+      <w:r>
+        <w:rPr>
+          <w:rFonts w:ascii="Aptos" w:hAnsi="Aptos"/>
+          <w:b/>
           <w:sz w:val="25"/>
-          <w:szCs w:val="25"/>
-          <w:u w:val="none"/>
-          <w:lang w:val="es-ES_tradnl" w:eastAsia="es-ES_tradnl"/>
-        </w:rPr>
-      </w:r>
-      <w:r>
-        <w:rPr>
-          <w:rFonts w:ascii="Aptos" w:eastAsia="Times New Roman" w:hAnsi="Aptos"/>
-          <w:b w:val="0"/>
-          <w:iCs/>
+          <w:u w:val="none"/>
+        </w:rPr>
+        <w:t xml:space="preserve">{proto_partes} </w:t>
+      </w:r>
+      <w:r>
+        <w:rPr>
+          <w:rFonts w:ascii="Aptos" w:hAnsi="Aptos"/>
+          <w:b w:val="0"/>
           <w:sz w:val="25"/>
-          <w:szCs w:val="25"/>
-          <w:u w:val="none"/>
-          <w:lang w:val="es-ES_tradnl" w:eastAsia="es-ES_tradnl"/>
-        </w:rPr>
-      </w:r>
-      <w:r>
-        <w:rPr>
-          <w:rFonts w:ascii="Aptos" w:eastAsia="Times New Roman" w:hAnsi="Aptos"/>
-          <w:b w:val="0"/>
-          <w:iCs/>
+          <w:u w:val="none"/>
+        </w:rPr>
+        <w:t xml:space="preserve">En {ciudad} el día {fecha_letras} cumpliendo con lo dispuesto por el artículo 292 de la ley 18362 incorporo a mi Registro de Protocolizaciones compraventa automotor de padrón </w:t>
+      </w:r>
+      <w:r>
+        <w:rPr>
+          <w:rFonts w:ascii="Aptos" w:hAnsi="Aptos"/>
+          <w:b/>
           <w:sz w:val="25"/>
-          <w:szCs w:val="25"/>
-          <w:u w:val="none"/>
-          <w:lang w:val="es-ES_tradnl" w:eastAsia="es-ES_tradnl"/>
-        </w:rPr>
-      </w:r>
-      <w:r>
-        <w:rPr>
-          <w:rFonts w:ascii="Aptos" w:eastAsia="Times New Roman" w:hAnsi="Aptos" w:cs="Arial"/>
+          <w:u w:val="none"/>
+        </w:rPr>
+        <w:t xml:space="preserve">{vehicle_padron} </w:t>
+      </w:r>
+      <w:r>
+        <w:rPr>
+          <w:rFonts w:ascii="Aptos" w:hAnsi="Aptos"/>
           <w:b w:val="0"/>
           <w:sz w:val="25"/>
-          <w:szCs w:val="25"/>
-          <w:u w:val="none"/>
-          <w:lang w:eastAsia="es-ES"/>
-        </w:rPr>
-      </w:r>
-      <w:r>
-        <w:rPr>
-          <w:rFonts w:ascii="Aptos" w:eastAsia="Times New Roman" w:hAnsi="Aptos" w:cs="Arial"/>
-          <w:b w:val="0"/>
+          <w:u w:val="none"/>
+        </w:rPr>
+        <w:t xml:space="preserve">con certificación y la presente con el número {matriz_numero}, extendida de folio {folio_start} a {folio_end} vuelto. </w:t>
+      </w:r>
+      <w:r>
+        <w:rPr>
+          <w:rFonts w:ascii="Aptos" w:hAnsi="Aptos"/>
+          <w:b/>
           <w:sz w:val="25"/>
-          <w:szCs w:val="25"/>
-          <w:u w:val="none"/>
-          <w:lang w:eastAsia="es-ES"/>
-        </w:rPr>
-      </w:r>
-      <w:r>
-        <w:rPr>
-          <w:rFonts w:ascii="Aptos" w:eastAsia="Times New Roman" w:hAnsi="Aptos" w:cs="Arial"/>
-          <w:b w:val="0"/>
-          <w:bCs/>
-          <w:sz w:val="25"/>
-          <w:szCs w:val="25"/>
-          <w:u w:val="none"/>
-          <w:lang w:eastAsia="es-ES"/>
-        </w:rPr>
-      </w:r>
-      <w:proofErr w:type="spellStart"/>
-      <w:r>
-        <w:rPr>
-          <w:rFonts w:ascii="Aptos" w:eastAsia="Times New Roman" w:hAnsi="Aptos" w:cs="Arial"/>
-          <w:b w:val="0"/>
-          <w:bCs/>
-          <w:sz w:val="25"/>
-          <w:szCs w:val="25"/>
-          <w:u w:val="none"/>
-          <w:lang w:eastAsia="es-ES"/>
-        </w:rPr>
-      </w:r>
-      <w:proofErr w:type="spellEnd"/>
-      <w:r>
-        <w:rPr>
-          <w:rFonts w:ascii="Aptos" w:hAnsi="Aptos" w:cs="Arial"/>
-          <w:b w:val="0"/>
-          <w:sz w:val="25"/>
-          <w:szCs w:val="25"/>
-          <w:u w:val="none"/>
-        </w:rPr>
-      </w:r>
-      <w:r>
-        <w:rPr>
-          <w:rFonts w:ascii="Aptos" w:eastAsia="Times New Roman" w:hAnsi="Aptos"/>
-          <w:b w:val="0"/>
-          <w:iCs/>
-          <w:sz w:val="25"/>
-          <w:szCs w:val="25"/>
-          <w:u w:val="none"/>
-          <w:lang w:val="es-ES_tradnl" w:eastAsia="es-ES_tradnl"/>
-        </w:rPr>
-      </w:r>
-      <w:r>
-        <w:rPr>
-          <w:rFonts w:ascii="Aptos" w:eastAsia="Times New Roman" w:hAnsi="Aptos"/>
-          <w:b w:val="0"/>
-          <w:iCs/>
-          <w:sz w:val="25"/>
-          <w:szCs w:val="25"/>
-          <w:u w:val="none"/>
-          <w:lang w:val="es-ES_tradnl" w:eastAsia="es-ES_tradnl"/>
-        </w:rPr>
-      </w:r>
-      <w:r>
-        <w:rPr>
-          <w:rFonts w:ascii="Aptos" w:eastAsia="Times New Roman" w:hAnsi="Aptos"/>
-          <w:b w:val="0"/>
-          <w:iCs/>
-          <w:sz w:val="25"/>
-          <w:szCs w:val="25"/>
-          <w:u w:val="none"/>
-          <w:lang w:val="es-ES_tradnl" w:eastAsia="es-ES_tradnl"/>
-        </w:rPr>
-      </w:r>
-      <w:r>
-        <w:rPr>
-          <w:rFonts w:ascii="Aptos" w:eastAsia="Times New Roman" w:hAnsi="Aptos"/>
-          <w:b w:val="0"/>
-          <w:iCs/>
-          <w:sz w:val="25"/>
-          <w:szCs w:val="25"/>
-          <w:u w:val="none"/>
-          <w:lang w:val="es-ES_tradnl" w:eastAsia="es-ES_tradnl"/>
-        </w:rPr>
-      </w:r>
-      <w:r>
-        <w:rPr>
-          <w:rFonts w:ascii="Aptos" w:hAnsi="Aptos" w:cs="Arial"/>
-          <w:b w:val="0"/>
-          <w:sz w:val="25"/>
-          <w:szCs w:val="25"/>
-          <w:u w:val="none"/>
-        </w:rPr>
-      </w:r>
-      <w:r>
-        <w:rPr>
-          <w:rFonts w:ascii="Aptos" w:hAnsi="Aptos" w:cs="Arial"/>
-          <w:b w:val="0"/>
-          <w:sz w:val="25"/>
-          <w:szCs w:val="25"/>
-          <w:u w:val="none"/>
-        </w:rPr>
-      </w:r>
-      <w:r>
-        <w:rPr>
-          <w:rFonts w:ascii="Aptos" w:eastAsia="Times New Roman" w:hAnsi="Aptos"/>
-          <w:b w:val="0"/>
-          <w:iCs/>
-          <w:sz w:val="25"/>
-          <w:szCs w:val="25"/>
-          <w:u w:val="none"/>
-          <w:lang w:val="es-ES_tradnl" w:eastAsia="es-ES_tradnl"/>
-        </w:rPr>
-      </w:r>
-      <w:r>
-        <w:rPr>
-          <w:rFonts w:ascii="Aptos" w:eastAsia="Times New Roman" w:hAnsi="Aptos"/>
-          <w:b w:val="0"/>
-          <w:iCs/>
-          <w:sz w:val="25"/>
-          <w:szCs w:val="25"/>
-          <w:u w:val="none"/>
-          <w:lang w:val="es-ES_tradnl" w:eastAsia="es-ES_tradnl"/>
-        </w:rPr>
-      </w:r>
-      <w:r>
-        <w:rPr>
-          <w:rFonts w:ascii="Aptos" w:eastAsia="Times New Roman" w:hAnsi="Aptos"/>
-          <w:b w:val="0"/>
-          <w:iCs/>
-          <w:sz w:val="25"/>
-          <w:szCs w:val="25"/>
-          <w:u w:val="none"/>
-          <w:lang w:val="es-ES_tradnl" w:eastAsia="es-ES_tradnl"/>
-        </w:rPr>
-      </w:r>
-      <w:r>
-        <w:rPr>
-          <w:rFonts w:ascii="Aptos" w:eastAsia="Times New Roman" w:hAnsi="Aptos"/>
-          <w:b w:val="0"/>
-          <w:iCs/>
-          <w:sz w:val="25"/>
-          <w:szCs w:val="25"/>
-          <w:u w:val="none"/>
-          <w:lang w:val="es-ES_tradnl" w:eastAsia="es-ES_tradnl"/>
-        </w:rPr>
-      </w:r>
-      <w:r>
-        <w:rPr>
-          <w:rFonts w:ascii="Aptos" w:eastAsia="Times New Roman" w:hAnsi="Aptos"/>
-          <w:b w:val="0"/>
-          <w:iCs/>
-          <w:sz w:val="25"/>
-          <w:szCs w:val="25"/>
-          <w:u w:val="none"/>
-          <w:lang w:val="es-ES_tradnl" w:eastAsia="es-ES_tradnl"/>
-        </w:rPr>
-      </w:r>
-      <w:r>
-        <w:rPr>
-          <w:rFonts w:ascii="Aptos" w:eastAsia="Times New Roman" w:hAnsi="Aptos"/>
-          <w:b w:val="0"/>
-          <w:iCs/>
-          <w:sz w:val="25"/>
-          <w:szCs w:val="25"/>
-          <w:u w:val="none"/>
-          <w:lang w:val="es-ES_tradnl" w:eastAsia="es-ES_tradnl"/>
-        </w:rPr>
-      </w:r>
-      <w:r>
-        <w:rPr>
-          <w:rFonts w:ascii="Aptos" w:eastAsia="Times New Roman" w:hAnsi="Aptos"/>
-          <w:b w:val="0"/>
-          <w:iCs/>
-          <w:sz w:val="25"/>
-          <w:szCs w:val="25"/>
-          <w:u w:val="none"/>
-          <w:lang w:val="es-ES_tradnl" w:eastAsia="es-ES_tradnl"/>
-        </w:rPr>
-      </w:r>
-      <w:r>
-        <w:rPr>
-          <w:rFonts w:ascii="Aptos" w:eastAsia="Times New Roman" w:hAnsi="Aptos"/>
-          <w:b w:val="0"/>
-          <w:iCs/>
-          <w:sz w:val="25"/>
-          <w:szCs w:val="25"/>
-          <w:u w:val="none"/>
-          <w:lang w:val="es-ES_tradnl" w:eastAsia="es-ES_tradnl"/>
-        </w:rPr>
-      </w:r>
-      <w:r>
-        <w:rPr>
-          <w:rFonts w:ascii="Aptos" w:eastAsia="Times New Roman" w:hAnsi="Aptos"/>
-          <w:b w:val="0"/>
-          <w:iCs/>
-          <w:sz w:val="25"/>
-          <w:szCs w:val="25"/>
-          <w:u w:val="none"/>
-          <w:lang w:val="es-ES_tradnl" w:eastAsia="es-ES_tradnl"/>
-        </w:rPr>
-      </w:r>
-      <w:r>
-        <w:rPr>
-          <w:rFonts w:ascii="Aptos" w:eastAsia="Times New Roman" w:hAnsi="Aptos"/>
-          <w:b w:val="0"/>
-          <w:iCs/>
-          <w:sz w:val="25"/>
-          <w:szCs w:val="25"/>
-          <w:u w:val="none"/>
-          <w:lang w:val="es-ES_tradnl" w:eastAsia="es-ES_tradnl"/>
-        </w:rPr>
-      </w:r>
-      <w:r>
-        <w:rPr>
-          <w:rFonts w:ascii="Aptos" w:eastAsia="Times New Roman" w:hAnsi="Aptos"/>
-          <w:b w:val="0"/>
-          <w:iCs/>
-          <w:sz w:val="25"/>
-          <w:szCs w:val="25"/>
-          <w:u w:val="none"/>
-          <w:lang w:val="es-ES_tradnl" w:eastAsia="es-ES_tradnl"/>
-        </w:rPr>
+          <w:u w:val="none"/>
+        </w:rPr>
+        <w:t>{notary_firma_short}</w:t>
       </w:r>
     </w:p>
     <w:p>
@@ -2048,170 +1032,45 @@
           <w:lang w:val="es-ES_tradnl" w:eastAsia="es-ES_tradnl"/>
         </w:rPr>
       </w:pPr>
-      <w:r>
-        <w:rPr>
-          <w:rFonts w:ascii="Aptos" w:eastAsia="Times New Roman" w:hAnsi="Aptos"/>
-          <w:b w:val="0"/>
+      <w:proofErr w:type="spellStart"/>
+      <w:proofErr w:type="spellEnd"/>
+      <w:proofErr w:type="spellStart"/>
+      <w:proofErr w:type="spellEnd"/>
+      <w:r>
+        <w:rPr>
+          <w:rFonts w:ascii="Aptos" w:hAnsi="Aptos"/>
+          <w:b/>
           <w:sz w:val="25"/>
-          <w:szCs w:val="25"/>
-          <w:u w:val="none"/>
-          <w:lang w:val="es-ES_tradnl" w:eastAsia="es-ES_tradnl"/>
-        </w:rPr>
-        <w:t>{primer_testimonio}</w:t>
-      </w:r>
-      <w:r>
-        <w:rPr>
-          <w:rFonts w:ascii="Aptos" w:eastAsia="Times New Roman" w:hAnsi="Aptos"/>
+          <w:u w:val="single"/>
+        </w:rPr>
+        <w:t xml:space="preserve">ES PRIMER TESTIMONIO </w:t>
+      </w:r>
+      <w:r>
+        <w:rPr>
+          <w:rFonts w:ascii="Aptos" w:hAnsi="Aptos"/>
           <w:b w:val="0"/>
           <w:sz w:val="25"/>
-          <w:szCs w:val="25"/>
-          <w:u w:val="none"/>
-          <w:lang w:val="es-ES_tradnl" w:eastAsia="es-ES_tradnl"/>
-        </w:rPr>
-      </w:r>
-      <w:r>
-        <w:rPr>
-          <w:rFonts w:ascii="Aptos" w:eastAsia="Times New Roman" w:hAnsi="Aptos"/>
-          <w:b w:val="0"/>
+          <w:u w:val="none"/>
+        </w:rPr>
+        <w:t xml:space="preserve">que he compulsado de la protocolización que incorpore a mi Registro con el número {matriz_numero} en hoja de papel notarial serie {paper_series_proto} número {paper_number_proto}. </w:t>
+      </w:r>
+      <w:r>
+        <w:rPr>
+          <w:rFonts w:ascii="Aptos" w:hAnsi="Aptos"/>
+          <w:b/>
           <w:sz w:val="25"/>
-          <w:szCs w:val="25"/>
-          <w:u w:val="none"/>
-          <w:lang w:val="es-ES_tradnl" w:eastAsia="es-ES_tradnl"/>
-        </w:rPr>
-      </w:r>
-      <w:r>
-        <w:rPr>
-          <w:rFonts w:ascii="Aptos" w:eastAsia="Times New Roman" w:hAnsi="Aptos"/>
+          <w:u w:val="none"/>
+        </w:rPr>
+        <w:t xml:space="preserve">EN FE DE ELLO </w:t>
+      </w:r>
+      <w:r>
+        <w:rPr>
+          <w:rFonts w:ascii="Aptos" w:hAnsi="Aptos"/>
           <w:b w:val="0"/>
           <w:sz w:val="25"/>
-          <w:szCs w:val="25"/>
-          <w:u w:val="none"/>
-          <w:lang w:val="es-ES_tradnl" w:eastAsia="es-ES_tradnl"/>
-        </w:rPr>
-      </w:r>
-      <w:r>
-        <w:rPr>
-          <w:rFonts w:ascii="Aptos" w:eastAsia="Times New Roman" w:hAnsi="Aptos"/>
-          <w:b w:val="0"/>
-          <w:sz w:val="25"/>
-          <w:szCs w:val="25"/>
-          <w:u w:val="none"/>
-          <w:lang w:val="es-ES_tradnl" w:eastAsia="es-ES_tradnl"/>
-        </w:rPr>
-      </w:r>
-      <w:proofErr w:type="spellStart"/>
-      <w:r>
-        <w:rPr>
-          <w:rFonts w:ascii="Aptos" w:eastAsia="Times New Roman" w:hAnsi="Aptos"/>
-          <w:b w:val="0"/>
-          <w:sz w:val="25"/>
-          <w:szCs w:val="25"/>
-          <w:u w:val="none"/>
-          <w:lang w:val="es-ES_tradnl" w:eastAsia="es-ES_tradnl"/>
-        </w:rPr>
-      </w:r>
-      <w:proofErr w:type="spellEnd"/>
-      <w:r>
-        <w:rPr>
-          <w:rFonts w:ascii="Aptos" w:eastAsia="Times New Roman" w:hAnsi="Aptos"/>
-          <w:b w:val="0"/>
-          <w:sz w:val="25"/>
-          <w:szCs w:val="25"/>
-          <w:u w:val="none"/>
-          <w:lang w:val="es-ES_tradnl" w:eastAsia="es-ES_tradnl"/>
-        </w:rPr>
-      </w:r>
-      <w:r>
-        <w:rPr>
-          <w:rFonts w:ascii="Aptos" w:eastAsia="Times New Roman" w:hAnsi="Aptos"/>
-          <w:b w:val="0"/>
-          <w:sz w:val="25"/>
-          <w:szCs w:val="25"/>
-          <w:u w:val="none"/>
-          <w:lang w:val="es-ES_tradnl" w:eastAsia="es-ES_tradnl"/>
-        </w:rPr>
-      </w:r>
-      <w:r>
-        <w:rPr>
-          <w:rFonts w:ascii="Aptos" w:eastAsia="Times New Roman" w:hAnsi="Aptos"/>
-          <w:b w:val="0"/>
-          <w:sz w:val="25"/>
-          <w:szCs w:val="25"/>
-          <w:u w:val="none"/>
-          <w:lang w:val="es-ES_tradnl" w:eastAsia="es-ES_tradnl"/>
-        </w:rPr>
-      </w:r>
-      <w:r>
-        <w:rPr>
-          <w:rFonts w:ascii="Aptos" w:eastAsia="Times New Roman" w:hAnsi="Aptos"/>
-          <w:b w:val="0"/>
-          <w:sz w:val="25"/>
-          <w:szCs w:val="25"/>
-          <w:u w:val="none"/>
-          <w:lang w:val="es-ES_tradnl" w:eastAsia="es-ES_tradnl"/>
-        </w:rPr>
-      </w:r>
-      <w:r>
-        <w:rPr>
-          <w:rFonts w:ascii="Aptos" w:eastAsia="Times New Roman" w:hAnsi="Aptos"/>
-          <w:b w:val="0"/>
-          <w:sz w:val="25"/>
-          <w:szCs w:val="25"/>
-          <w:u w:val="none"/>
-          <w:lang w:val="es-ES_tradnl" w:eastAsia="es-ES_tradnl"/>
-        </w:rPr>
-      </w:r>
-      <w:r>
-        <w:rPr>
-          <w:rFonts w:ascii="Aptos" w:eastAsia="Times New Roman" w:hAnsi="Aptos"/>
-          <w:b w:val="0"/>
-          <w:sz w:val="25"/>
-          <w:szCs w:val="25"/>
-          <w:u w:val="none"/>
-          <w:lang w:val="es-ES_tradnl" w:eastAsia="es-ES_tradnl"/>
-        </w:rPr>
-      </w:r>
-      <w:r>
-        <w:rPr>
-          <w:rFonts w:ascii="Aptos" w:eastAsia="Times New Roman" w:hAnsi="Aptos"/>
-          <w:b w:val="0"/>
-          <w:sz w:val="25"/>
-          <w:szCs w:val="25"/>
-          <w:u w:val="none"/>
-          <w:lang w:val="es-ES_tradnl" w:eastAsia="es-ES_tradnl"/>
-        </w:rPr>
-      </w:r>
-      <w:proofErr w:type="spellStart"/>
-      <w:r>
-        <w:rPr>
-          <w:rFonts w:ascii="Aptos" w:eastAsia="Times New Roman" w:hAnsi="Aptos"/>
-          <w:b w:val="0"/>
-          <w:sz w:val="25"/>
-          <w:szCs w:val="25"/>
-          <w:u w:val="none"/>
-          <w:lang w:val="es-ES_tradnl" w:eastAsia="es-ES_tradnl"/>
-        </w:rPr>
-      </w:r>
-      <w:proofErr w:type="spellEnd"/>
-      <w:r>
-        <w:rPr>
-          <w:rFonts w:ascii="Aptos" w:eastAsia="Times New Roman" w:hAnsi="Aptos"/>
-          <w:b w:val="0"/>
-          <w:sz w:val="25"/>
-          <w:szCs w:val="25"/>
-          <w:u w:val="none"/>
-          <w:lang w:val="es-ES_tradnl" w:eastAsia="es-ES_tradnl"/>
-        </w:rPr>
-      </w:r>
-      <w:r>
-        <w:rPr>
-          <w:rFonts w:ascii="Aptos" w:eastAsia="Times New Roman" w:hAnsi="Aptos"/>
-          <w:b w:val="0"/>
-          <w:sz w:val="25"/>
-          <w:szCs w:val="25"/>
-          <w:u w:val="none"/>
-          <w:lang w:val="es-ES_tradnl" w:eastAsia="es-ES_tradnl"/>
-        </w:rPr>
+          <w:u w:val="none"/>
+        </w:rPr>
+        <w:t>y para la parte compradora expido el presente que sello signo y firmo en {ciudad} el día {fecha_letras} en hojas de papel notarial serie {paper_series_testimony} número {paper_numbers_testimony}.</w:t>
       </w:r>
     </w:p>
     <w:p>
@@ -2415,166 +1274,38 @@
       <w:r>
         <w:rPr>
           <w:rFonts w:ascii="Aptos" w:hAnsi="Aptos"/>
-          <w:bCs/>
+          <w:b/>
           <w:sz w:val="26"/>
-          <w:szCs w:val="26"/>
-          <w:lang w:eastAsia="es-ES_tradnl"/>
-        </w:rPr>
-        <w:t>{certificado_seguro_texto}</w:t>
+          <w:u w:val="single"/>
+        </w:rPr>
+        <w:t xml:space="preserve">{#has_insurance}CERTIFICO QUE: </w:t>
       </w:r>
       <w:r>
         <w:rPr>
           <w:rFonts w:ascii="Aptos" w:hAnsi="Aptos"/>
           <w:b w:val="0"/>
           <w:sz w:val="26"/>
-          <w:szCs w:val="26"/>
-          <w:lang w:eastAsia="es-ES_tradnl"/>
-        </w:rPr>
-      </w:r>
-      <w:r>
-        <w:rPr>
-          <w:rFonts w:ascii="Aptos" w:hAnsi="Aptos"/>
-          <w:b w:val="0"/>
+          <w:u w:val="none"/>
+        </w:rPr>
+        <w:t xml:space="preserve">Tuve a la vista Certificado de Seguro Obligatorio póliza número {insurance_policy}, expedido por {insurance_company} y vencimiento el {insurance_expiry}, dando cumplimento a la ley 18412. </w:t>
+      </w:r>
+      <w:r>
+        <w:rPr>
+          <w:rFonts w:ascii="Aptos" w:hAnsi="Aptos"/>
+          <w:b/>
           <w:sz w:val="26"/>
-          <w:szCs w:val="26"/>
-          <w:lang w:eastAsia="es-ES_tradnl"/>
-        </w:rPr>
+          <w:u w:val="none"/>
+        </w:rPr>
+        <w:t xml:space="preserve">EN FE DE ELLO </w:t>
       </w:r>
       <w:r>
         <w:rPr>
           <w:rFonts w:ascii="Aptos" w:hAnsi="Aptos"/>
           <w:b w:val="0"/>
           <w:sz w:val="26"/>
-          <w:szCs w:val="26"/>
-          <w:lang w:eastAsia="es-ES_tradnl"/>
-        </w:rPr>
-      </w:r>
-      <w:r>
-        <w:rPr>
-          <w:rFonts w:ascii="Aptos" w:hAnsi="Aptos"/>
-          <w:b w:val="0"/>
-          <w:sz w:val="26"/>
-          <w:szCs w:val="26"/>
-          <w:lang w:eastAsia="es-ES_tradnl"/>
-        </w:rPr>
-      </w:r>
-      <w:r>
-        <w:rPr>
-          <w:rFonts w:ascii="Aptos" w:hAnsi="Aptos"/>
-          <w:b w:val="0"/>
-          <w:sz w:val="26"/>
-          <w:szCs w:val="26"/>
-          <w:lang w:eastAsia="es-ES_tradnl"/>
-        </w:rPr>
-      </w:r>
-      <w:r>
-        <w:rPr>
-          <w:rFonts w:ascii="Aptos" w:hAnsi="Aptos"/>
-          <w:b w:val="0"/>
-          <w:sz w:val="26"/>
-          <w:szCs w:val="26"/>
-          <w:lang w:eastAsia="es-ES_tradnl"/>
-        </w:rPr>
-      </w:r>
-      <w:r>
-        <w:rPr>
-          <w:rFonts w:ascii="Aptos" w:hAnsi="Aptos"/>
-          <w:b w:val="0"/>
-          <w:sz w:val="26"/>
-          <w:szCs w:val="26"/>
-          <w:lang w:eastAsia="es-ES_tradnl"/>
-        </w:rPr>
-      </w:r>
-      <w:r>
-        <w:rPr>
-          <w:rFonts w:ascii="Aptos" w:hAnsi="Aptos"/>
-          <w:b w:val="0"/>
-          <w:sz w:val="26"/>
-          <w:szCs w:val="26"/>
-          <w:lang w:eastAsia="es-ES_tradnl"/>
-        </w:rPr>
-      </w:r>
-      <w:r>
-        <w:rPr>
-          <w:rFonts w:ascii="Aptos" w:hAnsi="Aptos"/>
-          <w:b w:val="0"/>
-          <w:sz w:val="26"/>
-          <w:szCs w:val="26"/>
-          <w:lang w:eastAsia="es-ES_tradnl"/>
-        </w:rPr>
-      </w:r>
-      <w:r>
-        <w:rPr>
-          <w:rFonts w:ascii="Aptos" w:eastAsiaTheme="minorHAnsi" w:hAnsi="Aptos" w:cstheme="minorBidi"/>
-          <w:kern w:val="0"/>
-          <w:sz w:val="26"/>
-          <w:szCs w:val="26"/>
-          <w:lang w:val="es-UY" w:eastAsia="en-US"/>
-        </w:rPr>
-      </w:r>
-      <w:r>
-        <w:rPr>
-          <w:rFonts w:ascii="Aptos" w:hAnsi="Aptos"/>
-          <w:bCs/>
-          <w:sz w:val="26"/>
-          <w:szCs w:val="26"/>
-          <w:lang w:val="es-UY" w:eastAsia="es-ES_tradnl"/>
-        </w:rPr>
-      </w:r>
-      <w:r>
-        <w:rPr>
-          <w:rFonts w:ascii="Aptos" w:hAnsi="Aptos"/>
-          <w:b w:val="0"/>
-          <w:bCs/>
-          <w:sz w:val="26"/>
-          <w:szCs w:val="26"/>
-          <w:lang w:val="es-UY" w:eastAsia="es-ES_tradnl"/>
-        </w:rPr>
-      </w:r>
-      <w:r>
-        <w:rPr>
-          <w:rFonts w:ascii="Aptos" w:hAnsi="Aptos"/>
-          <w:b w:val="0"/>
-          <w:sz w:val="26"/>
-          <w:szCs w:val="26"/>
-          <w:lang w:val="es-UY" w:eastAsia="es-ES_tradnl"/>
-        </w:rPr>
-      </w:r>
-      <w:r>
-        <w:rPr>
-          <w:rFonts w:ascii="Aptos" w:hAnsi="Aptos"/>
-          <w:b w:val="0"/>
-          <w:sz w:val="26"/>
-          <w:szCs w:val="26"/>
-          <w:lang w:val="es-UY" w:eastAsia="es-ES_tradnl"/>
-        </w:rPr>
-      </w:r>
-      <w:r>
-        <w:rPr>
-          <w:rFonts w:ascii="Aptos" w:hAnsi="Aptos"/>
-          <w:b w:val="0"/>
-          <w:sz w:val="26"/>
-          <w:szCs w:val="26"/>
-          <w:lang w:val="es-UY" w:eastAsia="es-ES_tradnl"/>
-        </w:rPr>
-      </w:r>
-      <w:r>
-        <w:rPr>
-          <w:rFonts w:ascii="Aptos" w:hAnsi="Aptos"/>
-          <w:b w:val="0"/>
-          <w:sz w:val="26"/>
-          <w:szCs w:val="26"/>
-          <w:lang w:val="es-UY" w:eastAsia="es-ES_tradnl"/>
-        </w:rPr>
-      </w:r>
-      <w:r>
-        <w:rPr>
-          <w:rFonts w:ascii="Aptos" w:hAnsi="Aptos"/>
-          <w:b w:val="0"/>
-          <w:sz w:val="26"/>
-          <w:szCs w:val="26"/>
-          <w:lang w:val="es-UY" w:eastAsia="es-ES_tradnl"/>
-        </w:rPr>
+          <w:u w:val="none"/>
+        </w:rPr>
+        <w:t>a solicitud de parte interesada y para su presentación ante quien corresponda expido el presente que sello, signo y firmo en {ciudad} el día {fecha_letras}.{/has_insurance}</w:t>
       </w:r>
     </w:p>
     <w:p>
